--- a/小野町_引継ぎ_整理済/09_骨子案/おのまち障がい者計画_第4期障がい児福祉計画_第8期障がい福祉計画_骨子案_第2版_20261006.docx
+++ b/小野町_引継ぎ_整理済/09_骨子案/おのまち障がい者計画_第4期障がい児福祉計画_第8期障がい福祉計画_骨子案_第2版_20261006.docx
@@ -3507,7 +3507,7 @@
                 <w:i w:val="0"/>
                 <w:sz w:val="17"/>
               </w:rPr>
-              <w:t>重症心身障がい児対応事業所・医療的ケア児コーディネーターが整備途上</w:t>
+              <w:t>重症心身障がい児対応事業所・医療的ケア児等コーディネーターが整備途上</w:t>
             </w:r>
           </w:p>
         </w:tc>
@@ -4500,15 +4500,15 @@
         </w:tblCellMar>
       </w:tblPr>
       <w:tblGrid>
-        <w:gridCol w:w="1956"/>
-        <w:gridCol w:w="2923"/>
-        <w:gridCol w:w="2356"/>
-        <w:gridCol w:w="2517"/>
+        <w:gridCol w:w="1949"/>
+        <w:gridCol w:w="2928"/>
+        <w:gridCol w:w="2369"/>
+        <w:gridCol w:w="2505"/>
       </w:tblGrid>
       <w:tr>
         <w:tc>
           <w:tcPr>
-            <w:tcW w:type="dxa" w:w="1956"/>
+            <w:tcW w:type="dxa" w:w="1949"/>
             <w:shd w:val="clear" w:fill="1F3864"/>
             <w:vAlign w:val="center"/>
           </w:tcPr>
@@ -4531,7 +4531,7 @@
         </w:tc>
         <w:tc>
           <w:tcPr>
-            <w:tcW w:type="dxa" w:w="2923"/>
+            <w:tcW w:type="dxa" w:w="2928"/>
             <w:shd w:val="clear" w:fill="1F3864"/>
             <w:vAlign w:val="center"/>
           </w:tcPr>
@@ -4554,7 +4554,7 @@
         </w:tc>
         <w:tc>
           <w:tcPr>
-            <w:tcW w:type="dxa" w:w="2356"/>
+            <w:tcW w:type="dxa" w:w="2369"/>
             <w:shd w:val="clear" w:fill="1F3864"/>
             <w:vAlign w:val="center"/>
           </w:tcPr>
@@ -4577,7 +4577,7 @@
         </w:tc>
         <w:tc>
           <w:tcPr>
-            <w:tcW w:type="dxa" w:w="2517"/>
+            <w:tcW w:type="dxa" w:w="2505"/>
             <w:shd w:val="clear" w:fill="1F3864"/>
             <w:vAlign w:val="center"/>
           </w:tcPr>
@@ -4602,7 +4602,7 @@
       <w:tr>
         <w:tc>
           <w:tcPr>
-            <w:tcW w:type="dxa" w:w="1956"/>
+            <w:tcW w:type="dxa" w:w="1949"/>
             <w:vAlign w:val="center"/>
           </w:tcPr>
           <w:p>
@@ -4622,7 +4622,7 @@
         </w:tc>
         <w:tc>
           <w:tcPr>
-            <w:tcW w:type="dxa" w:w="2923"/>
+            <w:tcW w:type="dxa" w:w="2928"/>
             <w:vAlign w:val="center"/>
           </w:tcPr>
           <w:p>
@@ -4642,7 +4642,7 @@
         </w:tc>
         <w:tc>
           <w:tcPr>
-            <w:tcW w:type="dxa" w:w="2356"/>
+            <w:tcW w:type="dxa" w:w="2369"/>
             <w:vAlign w:val="center"/>
           </w:tcPr>
           <w:p>
@@ -4662,7 +4662,7 @@
         </w:tc>
         <w:tc>
           <w:tcPr>
-            <w:tcW w:type="dxa" w:w="2517"/>
+            <w:tcW w:type="dxa" w:w="2505"/>
             <w:vAlign w:val="center"/>
           </w:tcPr>
           <w:p>
@@ -4684,7 +4684,7 @@
       <w:tr>
         <w:tc>
           <w:tcPr>
-            <w:tcW w:type="dxa" w:w="1956"/>
+            <w:tcW w:type="dxa" w:w="1949"/>
             <w:vAlign w:val="center"/>
           </w:tcPr>
           <w:p>
@@ -4704,7 +4704,7 @@
         </w:tc>
         <w:tc>
           <w:tcPr>
-            <w:tcW w:type="dxa" w:w="2923"/>
+            <w:tcW w:type="dxa" w:w="2928"/>
             <w:vAlign w:val="center"/>
           </w:tcPr>
           <w:p>
@@ -4724,7 +4724,7 @@
         </w:tc>
         <w:tc>
           <w:tcPr>
-            <w:tcW w:type="dxa" w:w="2356"/>
+            <w:tcW w:type="dxa" w:w="2369"/>
             <w:vAlign w:val="center"/>
           </w:tcPr>
           <w:p>
@@ -4744,7 +4744,7 @@
         </w:tc>
         <w:tc>
           <w:tcPr>
-            <w:tcW w:type="dxa" w:w="2517"/>
+            <w:tcW w:type="dxa" w:w="2505"/>
             <w:vAlign w:val="center"/>
           </w:tcPr>
           <w:p>
@@ -4766,7 +4766,7 @@
       <w:tr>
         <w:tc>
           <w:tcPr>
-            <w:tcW w:type="dxa" w:w="1956"/>
+            <w:tcW w:type="dxa" w:w="1949"/>
             <w:vAlign w:val="center"/>
           </w:tcPr>
           <w:p>
@@ -4786,7 +4786,7 @@
         </w:tc>
         <w:tc>
           <w:tcPr>
-            <w:tcW w:type="dxa" w:w="2923"/>
+            <w:tcW w:type="dxa" w:w="2928"/>
             <w:vAlign w:val="center"/>
           </w:tcPr>
           <w:p>
@@ -4806,7 +4806,7 @@
         </w:tc>
         <w:tc>
           <w:tcPr>
-            <w:tcW w:type="dxa" w:w="2356"/>
+            <w:tcW w:type="dxa" w:w="2369"/>
             <w:vAlign w:val="center"/>
           </w:tcPr>
           <w:p>
@@ -4826,7 +4826,7 @@
         </w:tc>
         <w:tc>
           <w:tcPr>
-            <w:tcW w:type="dxa" w:w="2517"/>
+            <w:tcW w:type="dxa" w:w="2505"/>
             <w:vAlign w:val="center"/>
           </w:tcPr>
           <w:p>
@@ -4848,7 +4848,7 @@
       <w:tr>
         <w:tc>
           <w:tcPr>
-            <w:tcW w:type="dxa" w:w="1956"/>
+            <w:tcW w:type="dxa" w:w="1949"/>
             <w:vAlign w:val="center"/>
           </w:tcPr>
           <w:p>
@@ -4868,7 +4868,7 @@
         </w:tc>
         <w:tc>
           <w:tcPr>
-            <w:tcW w:type="dxa" w:w="2923"/>
+            <w:tcW w:type="dxa" w:w="2928"/>
             <w:vAlign w:val="center"/>
           </w:tcPr>
           <w:p>
@@ -4888,7 +4888,7 @@
         </w:tc>
         <w:tc>
           <w:tcPr>
-            <w:tcW w:type="dxa" w:w="2356"/>
+            <w:tcW w:type="dxa" w:w="2369"/>
             <w:vAlign w:val="center"/>
           </w:tcPr>
           <w:p>
@@ -4908,7 +4908,7 @@
         </w:tc>
         <w:tc>
           <w:tcPr>
-            <w:tcW w:type="dxa" w:w="2517"/>
+            <w:tcW w:type="dxa" w:w="2505"/>
             <w:vAlign w:val="center"/>
           </w:tcPr>
           <w:p>
@@ -4930,7 +4930,7 @@
       <w:tr>
         <w:tc>
           <w:tcPr>
-            <w:tcW w:type="dxa" w:w="1956"/>
+            <w:tcW w:type="dxa" w:w="1949"/>
             <w:vAlign w:val="center"/>
           </w:tcPr>
           <w:p>
@@ -4950,7 +4950,7 @@
         </w:tc>
         <w:tc>
           <w:tcPr>
-            <w:tcW w:type="dxa" w:w="2923"/>
+            <w:tcW w:type="dxa" w:w="2928"/>
             <w:vAlign w:val="center"/>
           </w:tcPr>
           <w:p>
@@ -4970,7 +4970,7 @@
         </w:tc>
         <w:tc>
           <w:tcPr>
-            <w:tcW w:type="dxa" w:w="2356"/>
+            <w:tcW w:type="dxa" w:w="2369"/>
             <w:vAlign w:val="center"/>
           </w:tcPr>
           <w:p>
@@ -4990,7 +4990,7 @@
         </w:tc>
         <w:tc>
           <w:tcPr>
-            <w:tcW w:type="dxa" w:w="2517"/>
+            <w:tcW w:type="dxa" w:w="2505"/>
             <w:vAlign w:val="center"/>
           </w:tcPr>
           <w:p>
@@ -5012,7 +5012,7 @@
       <w:tr>
         <w:tc>
           <w:tcPr>
-            <w:tcW w:type="dxa" w:w="1956"/>
+            <w:tcW w:type="dxa" w:w="1949"/>
             <w:vAlign w:val="center"/>
           </w:tcPr>
           <w:p>
@@ -5032,7 +5032,7 @@
         </w:tc>
         <w:tc>
           <w:tcPr>
-            <w:tcW w:type="dxa" w:w="2923"/>
+            <w:tcW w:type="dxa" w:w="2928"/>
             <w:vAlign w:val="center"/>
           </w:tcPr>
           <w:p>
@@ -5052,7 +5052,7 @@
         </w:tc>
         <w:tc>
           <w:tcPr>
-            <w:tcW w:type="dxa" w:w="2356"/>
+            <w:tcW w:type="dxa" w:w="2369"/>
             <w:vAlign w:val="center"/>
           </w:tcPr>
           <w:p>
@@ -5072,7 +5072,7 @@
         </w:tc>
         <w:tc>
           <w:tcPr>
-            <w:tcW w:type="dxa" w:w="2517"/>
+            <w:tcW w:type="dxa" w:w="2505"/>
             <w:vAlign w:val="center"/>
           </w:tcPr>
           <w:p>
@@ -5094,7 +5094,7 @@
       <w:tr>
         <w:tc>
           <w:tcPr>
-            <w:tcW w:type="dxa" w:w="1956"/>
+            <w:tcW w:type="dxa" w:w="1949"/>
             <w:vAlign w:val="center"/>
           </w:tcPr>
           <w:p>
@@ -5114,7 +5114,7 @@
         </w:tc>
         <w:tc>
           <w:tcPr>
-            <w:tcW w:type="dxa" w:w="2923"/>
+            <w:tcW w:type="dxa" w:w="2928"/>
             <w:vAlign w:val="center"/>
           </w:tcPr>
           <w:p>
@@ -5134,7 +5134,7 @@
         </w:tc>
         <w:tc>
           <w:tcPr>
-            <w:tcW w:type="dxa" w:w="2356"/>
+            <w:tcW w:type="dxa" w:w="2369"/>
             <w:vAlign w:val="center"/>
           </w:tcPr>
           <w:p>
@@ -5154,7 +5154,7 @@
         </w:tc>
         <w:tc>
           <w:tcPr>
-            <w:tcW w:type="dxa" w:w="2517"/>
+            <w:tcW w:type="dxa" w:w="2505"/>
             <w:vAlign w:val="center"/>
           </w:tcPr>
           <w:p>
@@ -5176,7 +5176,7 @@
       <w:tr>
         <w:tc>
           <w:tcPr>
-            <w:tcW w:type="dxa" w:w="1956"/>
+            <w:tcW w:type="dxa" w:w="1949"/>
             <w:vAlign w:val="center"/>
           </w:tcPr>
           <w:p>
@@ -5196,7 +5196,7 @@
         </w:tc>
         <w:tc>
           <w:tcPr>
-            <w:tcW w:type="dxa" w:w="2923"/>
+            <w:tcW w:type="dxa" w:w="2928"/>
             <w:vAlign w:val="center"/>
           </w:tcPr>
           <w:p>
@@ -5210,13 +5210,13 @@
                 <w:i w:val="0"/>
                 <w:sz w:val="17"/>
               </w:rPr>
-              <w:t>児童発達支援センター、保育所等訪問支援、重症心身障がい児対応事業所、医療的ケア児コーディネーター、インクルージョン推進のための協議の場</w:t>
+              <w:t>児童発達支援センター、保育所等訪問支援、重症心身障がい児対応事業所、医療的ケア児等コーディネーター、インクルージョン推進のための協議の場</w:t>
             </w:r>
           </w:p>
         </w:tc>
         <w:tc>
           <w:tcPr>
-            <w:tcW w:type="dxa" w:w="2356"/>
+            <w:tcW w:type="dxa" w:w="2369"/>
             <w:vAlign w:val="center"/>
           </w:tcPr>
           <w:p>
@@ -5230,13 +5230,13 @@
                 <w:i w:val="0"/>
                 <w:sz w:val="17"/>
               </w:rPr>
-              <w:t>センター等各1か所の維持、重症心身障がい児対応・医療的ケア児コーディネーターの整備</w:t>
+              <w:t>センター等各1か所の維持、重症心身障がい児対応・医療的ケア児等コーディネーターの整備</w:t>
             </w:r>
           </w:p>
         </w:tc>
         <w:tc>
           <w:tcPr>
-            <w:tcW w:type="dxa" w:w="2517"/>
+            <w:tcW w:type="dxa" w:w="2505"/>
             <w:vAlign w:val="center"/>
           </w:tcPr>
           <w:p>
@@ -6187,14 +6187,14 @@
         </w:tblCellMar>
       </w:tblPr>
       <w:tblGrid>
-        <w:gridCol w:w="1524"/>
-        <w:gridCol w:w="5057"/>
-        <w:gridCol w:w="3170"/>
+        <w:gridCol w:w="1476"/>
+        <w:gridCol w:w="5310"/>
+        <w:gridCol w:w="2965"/>
       </w:tblGrid>
       <w:tr>
         <w:tc>
           <w:tcPr>
-            <w:tcW w:type="dxa" w:w="1524"/>
+            <w:tcW w:type="dxa" w:w="1476"/>
             <w:shd w:val="clear" w:fill="1F3864"/>
             <w:vAlign w:val="center"/>
           </w:tcPr>
@@ -6217,7 +6217,7 @@
         </w:tc>
         <w:tc>
           <w:tcPr>
-            <w:tcW w:type="dxa" w:w="5057"/>
+            <w:tcW w:type="dxa" w:w="5310"/>
             <w:shd w:val="clear" w:fill="1F3864"/>
             <w:vAlign w:val="center"/>
           </w:tcPr>
@@ -6240,7 +6240,7 @@
         </w:tc>
         <w:tc>
           <w:tcPr>
-            <w:tcW w:type="dxa" w:w="3170"/>
+            <w:tcW w:type="dxa" w:w="2965"/>
             <w:shd w:val="clear" w:fill="1F3864"/>
             <w:vAlign w:val="center"/>
           </w:tcPr>
@@ -6265,7 +6265,7 @@
       <w:tr>
         <w:tc>
           <w:tcPr>
-            <w:tcW w:type="dxa" w:w="1524"/>
+            <w:tcW w:type="dxa" w:w="1476"/>
             <w:vAlign w:val="center"/>
           </w:tcPr>
           <w:p>
@@ -6285,7 +6285,7 @@
         </w:tc>
         <w:tc>
           <w:tcPr>
-            <w:tcW w:type="dxa" w:w="5057"/>
+            <w:tcW w:type="dxa" w:w="5310"/>
             <w:vAlign w:val="center"/>
           </w:tcPr>
           <w:p>
@@ -6305,7 +6305,7 @@
         </w:tc>
         <w:tc>
           <w:tcPr>
-            <w:tcW w:type="dxa" w:w="3170"/>
+            <w:tcW w:type="dxa" w:w="2965"/>
             <w:vAlign w:val="center"/>
           </w:tcPr>
           <w:p>
@@ -6327,7 +6327,7 @@
       <w:tr>
         <w:tc>
           <w:tcPr>
-            <w:tcW w:type="dxa" w:w="1524"/>
+            <w:tcW w:type="dxa" w:w="1476"/>
             <w:vAlign w:val="center"/>
           </w:tcPr>
           <w:p>
@@ -6347,7 +6347,7 @@
         </w:tc>
         <w:tc>
           <w:tcPr>
-            <w:tcW w:type="dxa" w:w="5057"/>
+            <w:tcW w:type="dxa" w:w="5310"/>
             <w:vAlign w:val="center"/>
           </w:tcPr>
           <w:p>
@@ -6367,7 +6367,7 @@
         </w:tc>
         <w:tc>
           <w:tcPr>
-            <w:tcW w:type="dxa" w:w="3170"/>
+            <w:tcW w:type="dxa" w:w="2965"/>
             <w:vAlign w:val="center"/>
           </w:tcPr>
           <w:p>
@@ -6389,7 +6389,7 @@
       <w:tr>
         <w:tc>
           <w:tcPr>
-            <w:tcW w:type="dxa" w:w="1524"/>
+            <w:tcW w:type="dxa" w:w="1476"/>
             <w:vAlign w:val="center"/>
           </w:tcPr>
           <w:p>
@@ -6409,7 +6409,7 @@
         </w:tc>
         <w:tc>
           <w:tcPr>
-            <w:tcW w:type="dxa" w:w="5057"/>
+            <w:tcW w:type="dxa" w:w="5310"/>
             <w:vAlign w:val="center"/>
           </w:tcPr>
           <w:p>
@@ -6429,7 +6429,7 @@
         </w:tc>
         <w:tc>
           <w:tcPr>
-            <w:tcW w:type="dxa" w:w="3170"/>
+            <w:tcW w:type="dxa" w:w="2965"/>
             <w:vAlign w:val="center"/>
           </w:tcPr>
           <w:p>
@@ -6451,7 +6451,7 @@
       <w:tr>
         <w:tc>
           <w:tcPr>
-            <w:tcW w:type="dxa" w:w="1524"/>
+            <w:tcW w:type="dxa" w:w="1476"/>
             <w:vAlign w:val="center"/>
           </w:tcPr>
           <w:p>
@@ -6471,7 +6471,7 @@
         </w:tc>
         <w:tc>
           <w:tcPr>
-            <w:tcW w:type="dxa" w:w="5057"/>
+            <w:tcW w:type="dxa" w:w="5310"/>
             <w:vAlign w:val="center"/>
           </w:tcPr>
           <w:p>
@@ -6491,7 +6491,7 @@
         </w:tc>
         <w:tc>
           <w:tcPr>
-            <w:tcW w:type="dxa" w:w="3170"/>
+            <w:tcW w:type="dxa" w:w="2965"/>
             <w:vAlign w:val="center"/>
           </w:tcPr>
           <w:p>
@@ -6513,7 +6513,7 @@
       <w:tr>
         <w:tc>
           <w:tcPr>
-            <w:tcW w:type="dxa" w:w="1524"/>
+            <w:tcW w:type="dxa" w:w="1476"/>
             <w:vAlign w:val="center"/>
           </w:tcPr>
           <w:p>
@@ -6533,7 +6533,7 @@
         </w:tc>
         <w:tc>
           <w:tcPr>
-            <w:tcW w:type="dxa" w:w="5057"/>
+            <w:tcW w:type="dxa" w:w="5310"/>
             <w:vAlign w:val="center"/>
           </w:tcPr>
           <w:p>
@@ -6553,7 +6553,7 @@
         </w:tc>
         <w:tc>
           <w:tcPr>
-            <w:tcW w:type="dxa" w:w="3170"/>
+            <w:tcW w:type="dxa" w:w="2965"/>
             <w:vAlign w:val="center"/>
           </w:tcPr>
           <w:p>
@@ -6575,7 +6575,7 @@
       <w:tr>
         <w:tc>
           <w:tcPr>
-            <w:tcW w:type="dxa" w:w="1524"/>
+            <w:tcW w:type="dxa" w:w="1476"/>
             <w:vAlign w:val="center"/>
           </w:tcPr>
           <w:p>
@@ -6595,7 +6595,7 @@
         </w:tc>
         <w:tc>
           <w:tcPr>
-            <w:tcW w:type="dxa" w:w="5057"/>
+            <w:tcW w:type="dxa" w:w="5310"/>
             <w:vAlign w:val="center"/>
           </w:tcPr>
           <w:p>
@@ -6615,7 +6615,7 @@
         </w:tc>
         <w:tc>
           <w:tcPr>
-            <w:tcW w:type="dxa" w:w="3170"/>
+            <w:tcW w:type="dxa" w:w="2965"/>
             <w:vAlign w:val="center"/>
           </w:tcPr>
           <w:p>
@@ -6637,7 +6637,7 @@
       <w:tr>
         <w:tc>
           <w:tcPr>
-            <w:tcW w:type="dxa" w:w="1524"/>
+            <w:tcW w:type="dxa" w:w="1476"/>
             <w:vAlign w:val="center"/>
           </w:tcPr>
           <w:p>
@@ -6657,7 +6657,7 @@
         </w:tc>
         <w:tc>
           <w:tcPr>
-            <w:tcW w:type="dxa" w:w="5057"/>
+            <w:tcW w:type="dxa" w:w="5310"/>
             <w:vAlign w:val="center"/>
           </w:tcPr>
           <w:p>
@@ -6677,7 +6677,7 @@
         </w:tc>
         <w:tc>
           <w:tcPr>
-            <w:tcW w:type="dxa" w:w="3170"/>
+            <w:tcW w:type="dxa" w:w="2965"/>
             <w:vAlign w:val="center"/>
           </w:tcPr>
           <w:p>
@@ -6699,7 +6699,7 @@
       <w:tr>
         <w:tc>
           <w:tcPr>
-            <w:tcW w:type="dxa" w:w="1524"/>
+            <w:tcW w:type="dxa" w:w="1476"/>
             <w:vAlign w:val="center"/>
           </w:tcPr>
           <w:p>
@@ -6719,7 +6719,7 @@
         </w:tc>
         <w:tc>
           <w:tcPr>
-            <w:tcW w:type="dxa" w:w="5057"/>
+            <w:tcW w:type="dxa" w:w="5310"/>
             <w:vAlign w:val="center"/>
           </w:tcPr>
           <w:p>
@@ -6739,7 +6739,7 @@
         </w:tc>
         <w:tc>
           <w:tcPr>
-            <w:tcW w:type="dxa" w:w="3170"/>
+            <w:tcW w:type="dxa" w:w="2965"/>
             <w:vAlign w:val="center"/>
           </w:tcPr>
           <w:p>
@@ -6761,7 +6761,7 @@
       <w:tr>
         <w:tc>
           <w:tcPr>
-            <w:tcW w:type="dxa" w:w="1524"/>
+            <w:tcW w:type="dxa" w:w="1476"/>
             <w:vAlign w:val="center"/>
           </w:tcPr>
           <w:p>
@@ -6781,7 +6781,7 @@
         </w:tc>
         <w:tc>
           <w:tcPr>
-            <w:tcW w:type="dxa" w:w="5057"/>
+            <w:tcW w:type="dxa" w:w="5310"/>
             <w:vAlign w:val="center"/>
           </w:tcPr>
           <w:p>
@@ -6801,7 +6801,7 @@
         </w:tc>
         <w:tc>
           <w:tcPr>
-            <w:tcW w:type="dxa" w:w="3170"/>
+            <w:tcW w:type="dxa" w:w="2965"/>
             <w:vAlign w:val="center"/>
           </w:tcPr>
           <w:p>
@@ -6823,7 +6823,7 @@
       <w:tr>
         <w:tc>
           <w:tcPr>
-            <w:tcW w:type="dxa" w:w="1524"/>
+            <w:tcW w:type="dxa" w:w="1476"/>
             <w:vAlign w:val="center"/>
           </w:tcPr>
           <w:p>
@@ -6843,7 +6843,7 @@
         </w:tc>
         <w:tc>
           <w:tcPr>
-            <w:tcW w:type="dxa" w:w="5057"/>
+            <w:tcW w:type="dxa" w:w="5310"/>
             <w:vAlign w:val="center"/>
           </w:tcPr>
           <w:p>
@@ -6863,7 +6863,7 @@
         </w:tc>
         <w:tc>
           <w:tcPr>
-            <w:tcW w:type="dxa" w:w="3170"/>
+            <w:tcW w:type="dxa" w:w="2965"/>
             <w:vAlign w:val="center"/>
           </w:tcPr>
           <w:p>
@@ -6885,7 +6885,7 @@
       <w:tr>
         <w:tc>
           <w:tcPr>
-            <w:tcW w:type="dxa" w:w="1524"/>
+            <w:tcW w:type="dxa" w:w="1476"/>
             <w:vAlign w:val="center"/>
           </w:tcPr>
           <w:p>
@@ -6905,7 +6905,7 @@
         </w:tc>
         <w:tc>
           <w:tcPr>
-            <w:tcW w:type="dxa" w:w="5057"/>
+            <w:tcW w:type="dxa" w:w="5310"/>
             <w:vAlign w:val="center"/>
           </w:tcPr>
           <w:p>
@@ -6919,13 +6919,13 @@
                 <w:i w:val="0"/>
                 <w:sz w:val="17"/>
               </w:rPr>
-              <w:t>医療的ケア児の人数と状況、医療的ケア児コーディネーターの配置状況</w:t>
+              <w:t>医療的ケア児等（医療的ケア者を含む）の人数と状況、医療的ケア児等コーディネーターの配置状況</w:t>
             </w:r>
           </w:p>
         </w:tc>
         <w:tc>
           <w:tcPr>
-            <w:tcW w:type="dxa" w:w="3170"/>
+            <w:tcW w:type="dxa" w:w="2965"/>
             <w:vAlign w:val="center"/>
           </w:tcPr>
           <w:p>
@@ -6947,7 +6947,7 @@
       <w:tr>
         <w:tc>
           <w:tcPr>
-            <w:tcW w:type="dxa" w:w="1524"/>
+            <w:tcW w:type="dxa" w:w="1476"/>
             <w:vAlign w:val="center"/>
           </w:tcPr>
           <w:p>
@@ -6967,7 +6967,7 @@
         </w:tc>
         <w:tc>
           <w:tcPr>
-            <w:tcW w:type="dxa" w:w="5057"/>
+            <w:tcW w:type="dxa" w:w="5310"/>
             <w:vAlign w:val="center"/>
           </w:tcPr>
           <w:p>
@@ -6987,7 +6987,7 @@
         </w:tc>
         <w:tc>
           <w:tcPr>
-            <w:tcW w:type="dxa" w:w="3170"/>
+            <w:tcW w:type="dxa" w:w="2965"/>
             <w:vAlign w:val="center"/>
           </w:tcPr>
           <w:p>
@@ -7009,7 +7009,7 @@
       <w:tr>
         <w:tc>
           <w:tcPr>
-            <w:tcW w:type="dxa" w:w="1524"/>
+            <w:tcW w:type="dxa" w:w="1476"/>
             <w:vAlign w:val="center"/>
           </w:tcPr>
           <w:p>
@@ -7029,7 +7029,7 @@
         </w:tc>
         <w:tc>
           <w:tcPr>
-            <w:tcW w:type="dxa" w:w="5057"/>
+            <w:tcW w:type="dxa" w:w="5310"/>
             <w:vAlign w:val="center"/>
           </w:tcPr>
           <w:p>
@@ -7049,7 +7049,7 @@
         </w:tc>
         <w:tc>
           <w:tcPr>
-            <w:tcW w:type="dxa" w:w="3170"/>
+            <w:tcW w:type="dxa" w:w="2965"/>
             <w:vAlign w:val="center"/>
           </w:tcPr>
           <w:p>
@@ -7071,7 +7071,7 @@
       <w:tr>
         <w:tc>
           <w:tcPr>
-            <w:tcW w:type="dxa" w:w="1524"/>
+            <w:tcW w:type="dxa" w:w="1476"/>
             <w:vAlign w:val="center"/>
           </w:tcPr>
           <w:p>
@@ -7091,7 +7091,7 @@
         </w:tc>
         <w:tc>
           <w:tcPr>
-            <w:tcW w:type="dxa" w:w="5057"/>
+            <w:tcW w:type="dxa" w:w="5310"/>
             <w:vAlign w:val="center"/>
           </w:tcPr>
           <w:p>
@@ -7111,7 +7111,7 @@
         </w:tc>
         <w:tc>
           <w:tcPr>
-            <w:tcW w:type="dxa" w:w="3170"/>
+            <w:tcW w:type="dxa" w:w="2965"/>
             <w:vAlign w:val="center"/>
           </w:tcPr>
           <w:p>
@@ -7133,7 +7133,7 @@
       <w:tr>
         <w:tc>
           <w:tcPr>
-            <w:tcW w:type="dxa" w:w="1524"/>
+            <w:tcW w:type="dxa" w:w="1476"/>
             <w:vAlign w:val="center"/>
           </w:tcPr>
           <w:p>
@@ -7153,7 +7153,7 @@
         </w:tc>
         <w:tc>
           <w:tcPr>
-            <w:tcW w:type="dxa" w:w="5057"/>
+            <w:tcW w:type="dxa" w:w="5310"/>
             <w:vAlign w:val="center"/>
           </w:tcPr>
           <w:p>
@@ -7173,7 +7173,7 @@
         </w:tc>
         <w:tc>
           <w:tcPr>
-            <w:tcW w:type="dxa" w:w="3170"/>
+            <w:tcW w:type="dxa" w:w="2965"/>
             <w:vAlign w:val="center"/>
           </w:tcPr>
           <w:p>

--- a/小野町_引継ぎ_整理済/09_骨子案/おのまち障がい者計画_第4期障がい児福祉計画_第8期障がい福祉計画_骨子案_第2版_20261006.docx
+++ b/小野町_引継ぎ_整理済/09_骨子案/おのまち障がい者計画_第4期障がい児福祉計画_第8期障がい福祉計画_骨子案_第2版_20261006.docx
@@ -874,6 +874,7 @@
     </w:p>
     <w:p>
       <w:pPr>
+        <w:pStyle w:val="Heading1"/>
         <w:keepNext/>
         <w:spacing w:before="240" w:after="100"/>
       </w:pPr>
@@ -892,6 +893,7 @@
     </w:p>
     <w:p>
       <w:pPr>
+        <w:pStyle w:val="Heading2"/>
         <w:keepNext/>
         <w:spacing w:before="180" w:after="100"/>
       </w:pPr>
@@ -1664,6 +1666,7 @@
     </w:p>
     <w:p>
       <w:pPr>
+        <w:pStyle w:val="Heading2"/>
         <w:keepNext/>
         <w:spacing w:before="180" w:after="100"/>
       </w:pPr>
@@ -2356,6 +2359,7 @@
     </w:p>
     <w:p>
       <w:pPr>
+        <w:pStyle w:val="Heading2"/>
         <w:keepNext/>
         <w:spacing w:before="180" w:after="100"/>
       </w:pPr>
@@ -3664,6 +3668,7 @@
     </w:p>
     <w:p>
       <w:pPr>
+        <w:pStyle w:val="Heading1"/>
         <w:keepNext/>
         <w:spacing w:before="240" w:after="100"/>
       </w:pPr>
@@ -4432,6 +4437,7 @@
     </w:p>
     <w:p>
       <w:pPr>
+        <w:pStyle w:val="Heading1"/>
         <w:keepNext/>
         <w:spacing w:before="240" w:after="100"/>
       </w:pPr>
@@ -4450,6 +4456,7 @@
     </w:p>
     <w:p>
       <w:pPr>
+        <w:pStyle w:val="Heading2"/>
         <w:keepNext/>
         <w:spacing w:before="180" w:after="100"/>
       </w:pPr>
@@ -5263,6 +5270,7 @@
     </w:p>
     <w:p>
       <w:pPr>
+        <w:pStyle w:val="Heading2"/>
         <w:keepNext/>
         <w:spacing w:before="180" w:after="100"/>
       </w:pPr>
@@ -5927,6 +5935,7 @@
     </w:p>
     <w:p>
       <w:pPr>
+        <w:pStyle w:val="Heading2"/>
         <w:keepNext/>
         <w:spacing w:before="180" w:after="100"/>
       </w:pPr>
@@ -6020,6 +6029,7 @@
     </w:p>
     <w:p>
       <w:pPr>
+        <w:pStyle w:val="Heading1"/>
         <w:keepNext/>
         <w:spacing w:before="240" w:after="100"/>
       </w:pPr>
@@ -6083,6 +6093,7 @@
     </w:p>
     <w:p>
       <w:pPr>
+        <w:pStyle w:val="Heading1"/>
         <w:keepNext/>
         <w:spacing w:before="240" w:after="100"/>
       </w:pPr>
@@ -6151,6 +6162,7 @@
     </w:p>
     <w:p>
       <w:pPr>
+        <w:pStyle w:val="Heading1"/>
         <w:keepNext/>
         <w:spacing w:before="240" w:after="100"/>
       </w:pPr>
@@ -7735,6 +7747,7 @@
     <w:rPr>
       <w:rFonts w:ascii="游ゴシック" w:hAnsi="游ゴシック" w:eastAsia="游ゴシック"/>
       <w:sz w:val="21"/>
+      <w:lang w:val="en-US" w:eastAsia="ja-JP"/>
     </w:rPr>
   </w:style>
   <w:style w:type="paragraph" w:styleId="Header">
@@ -7792,15 +7805,17 @@
     <w:pPr>
       <w:keepNext/>
       <w:keepLines/>
-      <w:spacing w:before="480" w:after="0"/>
+      <w:spacing w:before="240" w:after="100"/>
+      <w:ind w:left="0" w:firstLine="0"/>
       <w:outlineLvl w:val="0"/>
     </w:pPr>
     <w:rPr>
-      <w:rFonts w:asciiTheme="majorHAnsi" w:eastAsiaTheme="majorEastAsia" w:hAnsiTheme="majorHAnsi" w:cstheme="majorBidi"/>
+      <w:rFonts w:asciiTheme="majorHAnsi" w:eastAsiaTheme="majorEastAsia" w:hAnsiTheme="majorHAnsi" w:cstheme="majorBidi" w:ascii="游ゴシック" w:hAnsi="游ゴシック" w:eastAsia="游ゴシック"/>
       <w:b/>
       <w:bCs/>
-      <w:color w:val="365F91" w:themeColor="accent1" w:themeShade="BF"/>
-      <w:sz w:val="28"/>
+      <w:i w:val="0"/>
+      <w:color w:val="2E74B5"/>
+      <w:sz w:val="30"/>
       <w:szCs w:val="28"/>
     </w:rPr>
   </w:style>
@@ -7816,15 +7831,17 @@
     <w:pPr>
       <w:keepNext/>
       <w:keepLines/>
-      <w:spacing w:before="200" w:after="0"/>
+      <w:spacing w:before="180" w:after="100"/>
+      <w:ind w:left="0" w:firstLine="0"/>
       <w:outlineLvl w:val="1"/>
     </w:pPr>
     <w:rPr>
-      <w:rFonts w:asciiTheme="majorHAnsi" w:eastAsiaTheme="majorEastAsia" w:hAnsiTheme="majorHAnsi" w:cstheme="majorBidi"/>
+      <w:rFonts w:asciiTheme="majorHAnsi" w:eastAsiaTheme="majorEastAsia" w:hAnsiTheme="majorHAnsi" w:cstheme="majorBidi" w:ascii="游ゴシック" w:hAnsi="游ゴシック" w:eastAsia="游ゴシック"/>
       <w:b/>
       <w:bCs/>
-      <w:color w:val="4F81BD" w:themeColor="accent1"/>
-      <w:sz w:val="26"/>
+      <w:i w:val="0"/>
+      <w:color w:val="2E74B5"/>
+      <w:sz w:val="25"/>
       <w:szCs w:val="26"/>
     </w:rPr>
   </w:style>
@@ -7840,14 +7857,17 @@
     <w:pPr>
       <w:keepNext/>
       <w:keepLines/>
-      <w:spacing w:before="200" w:after="0"/>
+      <w:spacing w:before="180" w:after="80"/>
+      <w:ind w:left="0" w:firstLine="0"/>
       <w:outlineLvl w:val="2"/>
     </w:pPr>
     <w:rPr>
-      <w:rFonts w:asciiTheme="majorHAnsi" w:eastAsiaTheme="majorEastAsia" w:hAnsiTheme="majorHAnsi" w:cstheme="majorBidi"/>
+      <w:rFonts w:asciiTheme="majorHAnsi" w:eastAsiaTheme="majorEastAsia" w:hAnsiTheme="majorHAnsi" w:cstheme="majorBidi" w:ascii="游ゴシック" w:hAnsi="游ゴシック" w:eastAsia="游ゴシック"/>
       <w:b/>
       <w:bCs/>
-      <w:color w:val="4F81BD" w:themeColor="accent1"/>
+      <w:i w:val="0"/>
+      <w:color w:val="1F4D78"/>
+      <w:sz w:val="22"/>
     </w:rPr>
   </w:style>
   <w:style w:type="paragraph" w:styleId="Heading4">

--- a/小野町_引継ぎ_整理済/09_骨子案/おのまち障がい者計画_第4期障がい児福祉計画_第8期障がい福祉計画_骨子案_第2版_20261006.docx
+++ b/小野町_引継ぎ_整理済/09_骨子案/おのまち障がい者計画_第4期障がい児福祉計画_第8期障がい福祉計画_骨子案_第2版_20261006.docx
@@ -1157,6 +1157,7 @@
           </w:tcPr>
           <w:p>
             <w:pPr>
+              <w:keepNext/>
               <w:spacing w:before="20" w:after="20"/>
             </w:pPr>
             <w:r>
@@ -1177,6 +1178,7 @@
           </w:tcPr>
           <w:p>
             <w:pPr>
+              <w:keepNext/>
               <w:spacing w:before="20" w:after="20"/>
             </w:pPr>
             <w:r>
@@ -1542,6 +1544,7 @@
           </w:tcPr>
           <w:p>
             <w:pPr>
+              <w:keepNext/>
               <w:spacing w:before="20" w:after="20"/>
             </w:pPr>
             <w:r>
@@ -1562,6 +1565,7 @@
           </w:tcPr>
           <w:p>
             <w:pPr>
+              <w:keepNext/>
               <w:spacing w:before="20" w:after="20"/>
             </w:pPr>
             <w:r>
@@ -1582,6 +1586,7 @@
           </w:tcPr>
           <w:p>
             <w:pPr>
+              <w:keepNext/>
               <w:spacing w:before="20" w:after="20"/>
             </w:pPr>
             <w:r>
@@ -1663,6 +1668,1818 @@
       <w:pPr>
         <w:spacing w:after="40"/>
       </w:pPr>
+    </w:p>
+    <w:p>
+      <w:pPr>
+        <w:pStyle w:val="Heading3"/>
+        <w:keepNext/>
+        <w:spacing w:before="180" w:after="80"/>
+      </w:pPr>
+      <w:r>
+        <w:rPr>
+          <w:rFonts w:ascii="游ゴシック" w:hAnsi="游ゴシック" w:eastAsia="游ゴシック"/>
+          <w:b/>
+          <w:i w:val="0"/>
+          <w:color w:val="1F4D78"/>
+          <w:sz w:val="22"/>
+        </w:rPr>
+        <w:t>4-1　高齢者福祉計画・介護保険事業計画との接点</w:t>
+      </w:r>
+    </w:p>
+    <w:p>
+      <w:pPr>
+        <w:spacing w:before="60" w:after="60"/>
+      </w:pPr>
+      <w:r>
+        <w:rPr>
+          <w:rFonts w:ascii="游ゴシック" w:hAnsi="游ゴシック" w:eastAsia="游ゴシック"/>
+          <w:b w:val="0"/>
+          <w:i w:val="0"/>
+          <w:sz w:val="21"/>
+        </w:rPr>
+        <w:t>本町では、高齢者福祉計画・介護保険事業計画と、障がい者計画・障がい福祉計画・障がい児福祉計画を</w:t>
+      </w:r>
+      <w:r>
+        <w:rPr>
+          <w:rFonts w:ascii="游ゴシック" w:hAnsi="游ゴシック" w:eastAsia="游ゴシック"/>
+          <w:b/>
+          <w:i w:val="0"/>
+          <w:sz w:val="21"/>
+        </w:rPr>
+        <w:t>同じ期間（令和9年度〜令和11年度）で同時に策定</w:t>
+      </w:r>
+      <w:r>
+        <w:rPr>
+          <w:rFonts w:ascii="游ゴシック" w:hAnsi="游ゴシック" w:eastAsia="游ゴシック"/>
+          <w:b w:val="0"/>
+          <w:i w:val="0"/>
+          <w:sz w:val="21"/>
+        </w:rPr>
+        <w:t>しています。</w:t>
+      </w:r>
+    </w:p>
+    <w:p>
+      <w:pPr>
+        <w:spacing w:before="60" w:after="60"/>
+      </w:pPr>
+      <w:r>
+        <w:rPr>
+          <w:rFonts w:ascii="游ゴシック" w:hAnsi="游ゴシック" w:eastAsia="游ゴシック"/>
+          <w:b/>
+          <w:i w:val="0"/>
+          <w:sz w:val="21"/>
+        </w:rPr>
+        <w:t>両制度の間には、同じ方が年齢や状態の変化によって行き来する場面があります。</w:t>
+      </w:r>
+      <w:r>
+        <w:rPr>
+          <w:rFonts w:ascii="游ゴシック" w:hAnsi="游ゴシック" w:eastAsia="游ゴシック"/>
+          <w:b w:val="0"/>
+          <w:i w:val="0"/>
+          <w:sz w:val="21"/>
+        </w:rPr>
+        <w:t xml:space="preserve"> どちらの制度がどちらに当たるかを決める手順を両計画で揃えておかないと、</w:t>
+      </w:r>
+      <w:r>
+        <w:rPr>
+          <w:rFonts w:ascii="游ゴシック" w:hAnsi="游ゴシック" w:eastAsia="游ゴシック"/>
+          <w:b/>
+          <w:i w:val="0"/>
+          <w:sz w:val="21"/>
+        </w:rPr>
+        <w:t>同じ方が両方の見込量に入る</w:t>
+      </w:r>
+      <w:r>
+        <w:rPr>
+          <w:rFonts w:ascii="游ゴシック" w:hAnsi="游ゴシック" w:eastAsia="游ゴシック"/>
+          <w:b w:val="0"/>
+          <w:i w:val="0"/>
+          <w:sz w:val="21"/>
+        </w:rPr>
+        <w:t>、あるいは</w:t>
+      </w:r>
+      <w:r>
+        <w:rPr>
+          <w:rFonts w:ascii="游ゴシック" w:hAnsi="游ゴシック" w:eastAsia="游ゴシック"/>
+          <w:b/>
+          <w:i w:val="0"/>
+          <w:sz w:val="21"/>
+        </w:rPr>
+        <w:t>どちらにも入らない</w:t>
+      </w:r>
+      <w:r>
+        <w:rPr>
+          <w:rFonts w:ascii="游ゴシック" w:hAnsi="游ゴシック" w:eastAsia="游ゴシック"/>
+          <w:b w:val="0"/>
+          <w:i w:val="0"/>
+          <w:sz w:val="21"/>
+        </w:rPr>
+        <w:t>ということが起こります。</w:t>
+      </w:r>
+    </w:p>
+    <w:p>
+      <w:pPr>
+        <w:spacing w:before="60" w:after="60"/>
+      </w:pPr>
+      <w:r>
+        <w:rPr>
+          <w:rFonts w:ascii="游ゴシック" w:hAnsi="游ゴシック" w:eastAsia="游ゴシック"/>
+          <w:b w:val="0"/>
+          <w:i w:val="0"/>
+          <w:sz w:val="21"/>
+        </w:rPr>
+        <w:t>本節は、その判定の手順と、判定に用いる言葉を定めるものです。</w:t>
+      </w:r>
+      <w:r>
+        <w:rPr>
+          <w:rFonts w:ascii="游ゴシック" w:hAnsi="游ゴシック" w:eastAsia="游ゴシック"/>
+          <w:b/>
+          <w:i w:val="0"/>
+          <w:sz w:val="21"/>
+        </w:rPr>
+        <w:t>両計画に同じ内容を掲げています。</w:t>
+      </w:r>
+    </w:p>
+    <w:tbl>
+      <w:tblPr>
+        <w:tblW w:type="auto" w:w="0"/>
+        <w:jc w:val="center"/>
+        <w:tblLayout w:type="fixed"/>
+        <w:tblLook w:firstColumn="1" w:firstRow="1" w:lastColumn="0" w:lastRow="0" w:noHBand="0" w:noVBand="1" w:val="04A0"/>
+        <w:tblBorders>
+          <w:top w:val="single" w:sz="6" w:space="0" w:color="2E75B6"/>
+          <w:left w:val="single" w:sz="4" w:space="0" w:color="BFBFBF"/>
+          <w:bottom w:val="single" w:sz="6" w:space="0" w:color="2E75B6"/>
+          <w:right w:val="single" w:sz="4" w:space="0" w:color="BFBFBF"/>
+          <w:insideH w:val="single" w:sz="4" w:space="0" w:color="BFBFBF"/>
+          <w:insideV w:val="single" w:sz="4" w:space="0" w:color="BFBFBF"/>
+        </w:tblBorders>
+        <w:tblCellMar>
+          <w:left w:w="10" w:type="dxa"/>
+          <w:right w:w="10" w:type="dxa"/>
+        </w:tblCellMar>
+      </w:tblPr>
+      <w:tblGrid>
+        <w:gridCol w:w="454"/>
+        <w:gridCol w:w="1928"/>
+        <w:gridCol w:w="3742"/>
+        <w:gridCol w:w="3628"/>
+      </w:tblGrid>
+      <w:tr>
+        <w:tc>
+          <w:tcPr>
+            <w:tcW w:type="dxa" w:w="454"/>
+            <w:shd w:val="clear" w:fill="1F3864"/>
+            <w:vAlign w:val="center"/>
+          </w:tcPr>
+          <w:p>
+            <w:pPr>
+              <w:spacing w:before="20" w:after="20"/>
+              <w:jc w:val="center"/>
+            </w:pPr>
+            <w:r>
+              <w:rPr>
+                <w:rFonts w:ascii="游ゴシック" w:hAnsi="游ゴシック" w:eastAsia="游ゴシック"/>
+                <w:b/>
+                <w:i w:val="0"/>
+                <w:color w:val="FFFFFF"/>
+                <w:sz w:val="17"/>
+              </w:rPr>
+              <w:t>#</w:t>
+            </w:r>
+          </w:p>
+        </w:tc>
+        <w:tc>
+          <w:tcPr>
+            <w:tcW w:type="dxa" w:w="1928"/>
+            <w:shd w:val="clear" w:fill="1F3864"/>
+            <w:vAlign w:val="center"/>
+          </w:tcPr>
+          <w:p>
+            <w:pPr>
+              <w:spacing w:before="20" w:after="20"/>
+              <w:jc w:val="center"/>
+            </w:pPr>
+            <w:r>
+              <w:rPr>
+                <w:rFonts w:ascii="游ゴシック" w:hAnsi="游ゴシック" w:eastAsia="游ゴシック"/>
+                <w:b/>
+                <w:i w:val="0"/>
+                <w:color w:val="FFFFFF"/>
+                <w:sz w:val="17"/>
+              </w:rPr>
+              <w:t>場面</w:t>
+            </w:r>
+          </w:p>
+        </w:tc>
+        <w:tc>
+          <w:tcPr>
+            <w:tcW w:type="dxa" w:w="3742"/>
+            <w:shd w:val="clear" w:fill="1F3864"/>
+            <w:vAlign w:val="center"/>
+          </w:tcPr>
+          <w:p>
+            <w:pPr>
+              <w:spacing w:before="20" w:after="20"/>
+              <w:jc w:val="center"/>
+            </w:pPr>
+            <w:r>
+              <w:rPr>
+                <w:rFonts w:ascii="游ゴシック" w:hAnsi="游ゴシック" w:eastAsia="游ゴシック"/>
+                <w:b/>
+                <w:i w:val="0"/>
+                <w:color w:val="FFFFFF"/>
+                <w:sz w:val="17"/>
+              </w:rPr>
+              <w:t>制度の内容</w:t>
+            </w:r>
+          </w:p>
+        </w:tc>
+        <w:tc>
+          <w:tcPr>
+            <w:tcW w:type="dxa" w:w="3628"/>
+            <w:shd w:val="clear" w:fill="1F3864"/>
+            <w:vAlign w:val="center"/>
+          </w:tcPr>
+          <w:p>
+            <w:pPr>
+              <w:spacing w:before="20" w:after="20"/>
+              <w:jc w:val="center"/>
+            </w:pPr>
+            <w:r>
+              <w:rPr>
+                <w:rFonts w:ascii="游ゴシック" w:hAnsi="游ゴシック" w:eastAsia="游ゴシック"/>
+                <w:b/>
+                <w:i w:val="0"/>
+                <w:color w:val="FFFFFF"/>
+                <w:sz w:val="17"/>
+              </w:rPr>
+              <w:t>本町での扱い</w:t>
+            </w:r>
+          </w:p>
+        </w:tc>
+      </w:tr>
+      <w:tr>
+        <w:tc>
+          <w:tcPr>
+            <w:tcW w:type="dxa" w:w="454"/>
+            <w:vAlign w:val="center"/>
+          </w:tcPr>
+          <w:p>
+            <w:pPr>
+              <w:spacing w:before="20" w:after="20"/>
+            </w:pPr>
+            <w:r>
+              <w:rPr>
+                <w:rFonts w:ascii="游ゴシック" w:hAnsi="游ゴシック" w:eastAsia="游ゴシック"/>
+                <w:b w:val="0"/>
+                <w:i w:val="0"/>
+                <w:sz w:val="17"/>
+              </w:rPr>
+              <w:t>1</w:t>
+            </w:r>
+          </w:p>
+        </w:tc>
+        <w:tc>
+          <w:tcPr>
+            <w:tcW w:type="dxa" w:w="1928"/>
+            <w:vAlign w:val="center"/>
+          </w:tcPr>
+          <w:p>
+            <w:pPr>
+              <w:spacing w:before="20" w:after="20"/>
+            </w:pPr>
+            <w:r>
+              <w:rPr>
+                <w:rFonts w:ascii="游ゴシック" w:hAnsi="游ゴシック" w:eastAsia="游ゴシック"/>
+                <w:b w:val="0"/>
+                <w:i w:val="0"/>
+                <w:sz w:val="17"/>
+              </w:rPr>
+              <w:t>40歳から64歳までの方（第2号被保険者）との重なり</w:t>
+            </w:r>
+          </w:p>
+        </w:tc>
+        <w:tc>
+          <w:tcPr>
+            <w:tcW w:type="dxa" w:w="3742"/>
+            <w:vAlign w:val="center"/>
+          </w:tcPr>
+          <w:p>
+            <w:pPr>
+              <w:spacing w:before="20" w:after="20"/>
+            </w:pPr>
+            <w:r>
+              <w:rPr>
+                <w:rFonts w:ascii="游ゴシック" w:hAnsi="游ゴシック" w:eastAsia="游ゴシック"/>
+                <w:b w:val="0"/>
+                <w:i w:val="0"/>
+                <w:sz w:val="17"/>
+              </w:rPr>
+              <w:t>第2号被保険者は40歳以上65歳未満の医療保険加入者です。介護保険の給付を受けるには、加齢に伴って生ずる</w:t>
+            </w:r>
+            <w:r>
+              <w:rPr>
+                <w:rFonts w:ascii="游ゴシック" w:hAnsi="游ゴシック" w:eastAsia="游ゴシック"/>
+                <w:b/>
+                <w:i w:val="0"/>
+                <w:sz w:val="17"/>
+              </w:rPr>
+              <w:t>特定疾病</w:t>
+            </w:r>
+            <w:r>
+              <w:rPr>
+                <w:rFonts w:ascii="游ゴシック" w:hAnsi="游ゴシック" w:eastAsia="游ゴシック"/>
+                <w:b w:val="0"/>
+                <w:i w:val="0"/>
+                <w:sz w:val="17"/>
+              </w:rPr>
+              <w:t>に起因して要介護・要支援の状態にあることが必要です。障がい福祉サービスを利用している方がこれに該当する場合、</w:t>
+            </w:r>
+            <w:r>
+              <w:rPr>
+                <w:rFonts w:ascii="游ゴシック" w:hAnsi="游ゴシック" w:eastAsia="游ゴシック"/>
+                <w:b/>
+                <w:i w:val="0"/>
+                <w:sz w:val="17"/>
+              </w:rPr>
+              <w:t>65歳未満でも介護保険が優先する場面があります。</w:t>
+            </w:r>
+          </w:p>
+        </w:tc>
+        <w:tc>
+          <w:tcPr>
+            <w:tcW w:type="dxa" w:w="3628"/>
+            <w:vAlign w:val="center"/>
+          </w:tcPr>
+          <w:p>
+            <w:pPr>
+              <w:spacing w:before="20" w:after="20"/>
+            </w:pPr>
+            <w:r>
+              <w:rPr>
+                <w:rFonts w:ascii="游ゴシック" w:hAnsi="游ゴシック" w:eastAsia="游ゴシック"/>
+                <w:b w:val="0"/>
+                <w:i w:val="0"/>
+                <w:sz w:val="17"/>
+              </w:rPr>
+              <w:t>障がい福祉サービスの受給者のうち、特定疾病により要介護認定を受けている方の人数を、両計画で同じ数として扱います。</w:t>
+            </w:r>
+          </w:p>
+        </w:tc>
+      </w:tr>
+      <w:tr>
+        <w:tc>
+          <w:tcPr>
+            <w:tcW w:type="dxa" w:w="454"/>
+            <w:vAlign w:val="center"/>
+          </w:tcPr>
+          <w:p>
+            <w:pPr>
+              <w:spacing w:before="20" w:after="20"/>
+            </w:pPr>
+            <w:r>
+              <w:rPr>
+                <w:rFonts w:ascii="游ゴシック" w:hAnsi="游ゴシック" w:eastAsia="游ゴシック"/>
+                <w:b w:val="0"/>
+                <w:i w:val="0"/>
+                <w:sz w:val="17"/>
+              </w:rPr>
+              <w:t>2</w:t>
+            </w:r>
+          </w:p>
+        </w:tc>
+        <w:tc>
+          <w:tcPr>
+            <w:tcW w:type="dxa" w:w="1928"/>
+            <w:vAlign w:val="center"/>
+          </w:tcPr>
+          <w:p>
+            <w:pPr>
+              <w:spacing w:before="20" w:after="20"/>
+            </w:pPr>
+            <w:r>
+              <w:rPr>
+                <w:rFonts w:ascii="游ゴシック" w:hAnsi="游ゴシック" w:eastAsia="游ゴシック"/>
+                <w:b w:val="0"/>
+                <w:i w:val="0"/>
+                <w:sz w:val="17"/>
+              </w:rPr>
+              <w:t>65歳に達したときの判定と引継ぎ</w:t>
+            </w:r>
+          </w:p>
+        </w:tc>
+        <w:tc>
+          <w:tcPr>
+            <w:tcW w:type="dxa" w:w="3742"/>
+            <w:vAlign w:val="center"/>
+          </w:tcPr>
+          <w:p>
+            <w:pPr>
+              <w:spacing w:before="20" w:after="20"/>
+            </w:pPr>
+            <w:r>
+              <w:rPr>
+                <w:rFonts w:ascii="游ゴシック" w:hAnsi="游ゴシック" w:eastAsia="游ゴシック"/>
+                <w:b w:val="0"/>
+                <w:i w:val="0"/>
+                <w:sz w:val="17"/>
+              </w:rPr>
+              <w:t>65歳に達した方は第1号被保険者になります。障がい福祉サービスから介護保険サービスへ移るかどうかは、</w:t>
+            </w:r>
+            <w:r>
+              <w:rPr>
+                <w:rFonts w:ascii="游ゴシック" w:hAnsi="游ゴシック" w:eastAsia="游ゴシック"/>
+                <w:b/>
+                <w:i w:val="0"/>
+                <w:sz w:val="17"/>
+              </w:rPr>
+              <w:t>一律に決まるものではなく、個別に判定します。</w:t>
+            </w:r>
+          </w:p>
+        </w:tc>
+        <w:tc>
+          <w:tcPr>
+            <w:tcW w:type="dxa" w:w="3628"/>
+            <w:vAlign w:val="center"/>
+          </w:tcPr>
+          <w:p>
+            <w:pPr>
+              <w:spacing w:before="20" w:after="20"/>
+            </w:pPr>
+            <w:r>
+              <w:rPr>
+                <w:rFonts w:ascii="游ゴシック" w:hAnsi="游ゴシック" w:eastAsia="游ゴシック"/>
+                <w:b w:val="0"/>
+                <w:i w:val="0"/>
+                <w:sz w:val="17"/>
+              </w:rPr>
+              <w:t>到達の年月・現に利用しているサービスと量・介護保険に相当するサービスの有無・受入れの可否・本人の意向を1件ずつ確かめ、</w:t>
+            </w:r>
+            <w:r>
+              <w:rPr>
+                <w:rFonts w:ascii="游ゴシック" w:hAnsi="游ゴシック" w:eastAsia="游ゴシック"/>
+                <w:b/>
+                <w:i w:val="0"/>
+                <w:sz w:val="17"/>
+              </w:rPr>
+              <w:t>実際に移る分だけを両計画の見込量に同じ年度で反映します。</w:t>
+            </w:r>
+            <w:r>
+              <w:rPr>
+                <w:rFonts w:ascii="游ゴシック" w:hAnsi="游ゴシック" w:eastAsia="游ゴシック"/>
+                <w:b w:val="0"/>
+                <w:i w:val="0"/>
+                <w:sz w:val="17"/>
+              </w:rPr>
+              <w:t>地域包括支援センターと相談支援事業所が同時に動きます。</w:t>
+            </w:r>
+          </w:p>
+        </w:tc>
+      </w:tr>
+      <w:tr>
+        <w:tc>
+          <w:tcPr>
+            <w:tcW w:type="dxa" w:w="454"/>
+            <w:vAlign w:val="center"/>
+          </w:tcPr>
+          <w:p>
+            <w:pPr>
+              <w:spacing w:before="20" w:after="20"/>
+            </w:pPr>
+            <w:r>
+              <w:rPr>
+                <w:rFonts w:ascii="游ゴシック" w:hAnsi="游ゴシック" w:eastAsia="游ゴシック"/>
+                <w:b w:val="0"/>
+                <w:i w:val="0"/>
+                <w:sz w:val="17"/>
+              </w:rPr>
+              <w:t>3</w:t>
+            </w:r>
+          </w:p>
+        </w:tc>
+        <w:tc>
+          <w:tcPr>
+            <w:tcW w:type="dxa" w:w="1928"/>
+            <w:vAlign w:val="center"/>
+          </w:tcPr>
+          <w:p>
+            <w:pPr>
+              <w:spacing w:before="20" w:after="20"/>
+            </w:pPr>
+            <w:r>
+              <w:rPr>
+                <w:rFonts w:ascii="游ゴシック" w:hAnsi="游ゴシック" w:eastAsia="游ゴシック"/>
+                <w:b w:val="0"/>
+                <w:i w:val="0"/>
+                <w:sz w:val="17"/>
+              </w:rPr>
+              <w:t>介護保険優先原則を一律に適用しないこと</w:t>
+            </w:r>
+          </w:p>
+        </w:tc>
+        <w:tc>
+          <w:tcPr>
+            <w:tcW w:type="dxa" w:w="3742"/>
+            <w:vAlign w:val="center"/>
+          </w:tcPr>
+          <w:p>
+            <w:pPr>
+              <w:spacing w:before="20" w:after="20"/>
+            </w:pPr>
+            <w:r>
+              <w:rPr>
+                <w:rFonts w:ascii="游ゴシック" w:hAnsi="游ゴシック" w:eastAsia="游ゴシック"/>
+                <w:b w:val="0"/>
+                <w:i w:val="0"/>
+                <w:sz w:val="17"/>
+              </w:rPr>
+              <w:t>障害者総合支援法は、介護保険の給付が受けられる場合にはそちらを優先するとしていますが、</w:t>
+            </w:r>
+            <w:r>
+              <w:rPr>
+                <w:rFonts w:ascii="游ゴシック" w:hAnsi="游ゴシック" w:eastAsia="游ゴシック"/>
+                <w:b/>
+                <w:i w:val="0"/>
+                <w:sz w:val="17"/>
+              </w:rPr>
+              <w:t>国の通知により、一律に適用するのではなく市町村が個別に判断する</w:t>
+            </w:r>
+            <w:r>
+              <w:rPr>
+                <w:rFonts w:ascii="游ゴシック" w:hAnsi="游ゴシック" w:eastAsia="游ゴシック"/>
+                <w:b w:val="0"/>
+                <w:i w:val="0"/>
+                <w:sz w:val="17"/>
+              </w:rPr>
+              <w:t>こととされています。</w:t>
+            </w:r>
+          </w:p>
+        </w:tc>
+        <w:tc>
+          <w:tcPr>
+            <w:tcW w:type="dxa" w:w="3628"/>
+            <w:vAlign w:val="center"/>
+          </w:tcPr>
+          <w:p>
+            <w:pPr>
+              <w:spacing w:before="20" w:after="20"/>
+            </w:pPr>
+            <w:r>
+              <w:rPr>
+                <w:rFonts w:ascii="游ゴシック" w:hAnsi="游ゴシック" w:eastAsia="游ゴシック"/>
+                <w:b/>
+                <w:i w:val="0"/>
+                <w:sz w:val="17"/>
+              </w:rPr>
+              <w:t>「65歳になったので介護保険へ」という扱いはしません。</w:t>
+            </w:r>
+            <w:r>
+              <w:rPr>
+                <w:rFonts w:ascii="游ゴシック" w:hAnsi="游ゴシック" w:eastAsia="游ゴシック"/>
+                <w:b w:val="0"/>
+                <w:i w:val="0"/>
+                <w:sz w:val="17"/>
+              </w:rPr>
+              <w:t xml:space="preserve"> 下の4・5の判定を経て決めます。</w:t>
+            </w:r>
+          </w:p>
+        </w:tc>
+      </w:tr>
+      <w:tr>
+        <w:tc>
+          <w:tcPr>
+            <w:tcW w:type="dxa" w:w="454"/>
+            <w:vAlign w:val="center"/>
+          </w:tcPr>
+          <w:p>
+            <w:pPr>
+              <w:spacing w:before="20" w:after="20"/>
+            </w:pPr>
+            <w:r>
+              <w:rPr>
+                <w:rFonts w:ascii="游ゴシック" w:hAnsi="游ゴシック" w:eastAsia="游ゴシック"/>
+                <w:b w:val="0"/>
+                <w:i w:val="0"/>
+                <w:sz w:val="17"/>
+              </w:rPr>
+              <w:t>4</w:t>
+            </w:r>
+          </w:p>
+        </w:tc>
+        <w:tc>
+          <w:tcPr>
+            <w:tcW w:type="dxa" w:w="1928"/>
+            <w:vAlign w:val="center"/>
+          </w:tcPr>
+          <w:p>
+            <w:pPr>
+              <w:spacing w:before="20" w:after="20"/>
+            </w:pPr>
+            <w:r>
+              <w:rPr>
+                <w:rFonts w:ascii="游ゴシック" w:hAnsi="游ゴシック" w:eastAsia="游ゴシック"/>
+                <w:b w:val="0"/>
+                <w:i w:val="0"/>
+                <w:sz w:val="17"/>
+              </w:rPr>
+              <w:t>介護保険に相当するサービスがないもの</w:t>
+            </w:r>
+          </w:p>
+        </w:tc>
+        <w:tc>
+          <w:tcPr>
+            <w:tcW w:type="dxa" w:w="3742"/>
+            <w:vAlign w:val="center"/>
+          </w:tcPr>
+          <w:p>
+            <w:pPr>
+              <w:spacing w:before="20" w:after="20"/>
+            </w:pPr>
+            <w:r>
+              <w:rPr>
+                <w:rFonts w:ascii="游ゴシック" w:hAnsi="游ゴシック" w:eastAsia="游ゴシック"/>
+                <w:b/>
+                <w:i w:val="0"/>
+                <w:sz w:val="17"/>
+              </w:rPr>
+              <w:t>共同生活援助、施設入所支援、就労系のサービス、同行援護、行動援護などは、介護保険に相当するサービスがありません。</w:t>
+            </w:r>
+            <w:r>
+              <w:rPr>
+                <w:rFonts w:ascii="游ゴシック" w:hAnsi="游ゴシック" w:eastAsia="游ゴシック"/>
+                <w:b w:val="0"/>
+                <w:i w:val="0"/>
+                <w:sz w:val="17"/>
+              </w:rPr>
+              <w:t xml:space="preserve"> これらは65歳に達した後も障がい福祉サービスとして続きます。また、必要な量が介護保険の支給限度基準額で足りない場合は、</w:t>
+            </w:r>
+            <w:r>
+              <w:rPr>
+                <w:rFonts w:ascii="游ゴシック" w:hAnsi="游ゴシック" w:eastAsia="游ゴシック"/>
+                <w:b/>
+                <w:i w:val="0"/>
+                <w:sz w:val="17"/>
+              </w:rPr>
+              <w:t>足りない部分を障がい福祉サービスで併せて用います。</w:t>
+            </w:r>
+          </w:p>
+        </w:tc>
+        <w:tc>
+          <w:tcPr>
+            <w:tcW w:type="dxa" w:w="3628"/>
+            <w:vAlign w:val="center"/>
+          </w:tcPr>
+          <w:p>
+            <w:pPr>
+              <w:spacing w:before="20" w:after="20"/>
+            </w:pPr>
+            <w:r>
+              <w:rPr>
+                <w:rFonts w:ascii="游ゴシック" w:hAnsi="游ゴシック" w:eastAsia="游ゴシック"/>
+                <w:b w:val="0"/>
+                <w:i w:val="0"/>
+                <w:sz w:val="17"/>
+              </w:rPr>
+              <w:t>障がい計画の見込量から、これらを一律に減らすことはしません。介護保険計画の見込量にも、これらに当たる分を積みません。</w:t>
+            </w:r>
+          </w:p>
+        </w:tc>
+      </w:tr>
+      <w:tr>
+        <w:tc>
+          <w:tcPr>
+            <w:tcW w:type="dxa" w:w="454"/>
+            <w:vAlign w:val="center"/>
+          </w:tcPr>
+          <w:p>
+            <w:pPr>
+              <w:spacing w:before="20" w:after="20"/>
+            </w:pPr>
+            <w:r>
+              <w:rPr>
+                <w:rFonts w:ascii="游ゴシック" w:hAnsi="游ゴシック" w:eastAsia="游ゴシック"/>
+                <w:b w:val="0"/>
+                <w:i w:val="0"/>
+                <w:sz w:val="17"/>
+              </w:rPr>
+              <w:t>5</w:t>
+            </w:r>
+          </w:p>
+        </w:tc>
+        <w:tc>
+          <w:tcPr>
+            <w:tcW w:type="dxa" w:w="1928"/>
+            <w:vAlign w:val="center"/>
+          </w:tcPr>
+          <w:p>
+            <w:pPr>
+              <w:spacing w:before="20" w:after="20"/>
+            </w:pPr>
+            <w:r>
+              <w:rPr>
+                <w:rFonts w:ascii="游ゴシック" w:hAnsi="游ゴシック" w:eastAsia="游ゴシック"/>
+                <w:b w:val="0"/>
+                <w:i w:val="0"/>
+                <w:sz w:val="17"/>
+              </w:rPr>
+              <w:t>介護保険の適用除外となる施設の入所者</w:t>
+            </w:r>
+          </w:p>
+        </w:tc>
+        <w:tc>
+          <w:tcPr>
+            <w:tcW w:type="dxa" w:w="3742"/>
+            <w:vAlign w:val="center"/>
+          </w:tcPr>
+          <w:p>
+            <w:pPr>
+              <w:spacing w:before="20" w:after="20"/>
+            </w:pPr>
+            <w:r>
+              <w:rPr>
+                <w:rFonts w:ascii="游ゴシック" w:hAnsi="游ゴシック" w:eastAsia="游ゴシック"/>
+                <w:b/>
+                <w:i w:val="0"/>
+                <w:sz w:val="17"/>
+              </w:rPr>
+              <w:t>指定障害者支援施設に、生活介護と施設入所支援の両方の支給決定を受けて入所している方は、介護保険の被保険者となりません。</w:t>
+            </w:r>
+            <w:r>
+              <w:rPr>
+                <w:rFonts w:ascii="游ゴシック" w:hAnsi="游ゴシック" w:eastAsia="游ゴシック"/>
+                <w:b w:val="0"/>
+                <w:i w:val="0"/>
+                <w:sz w:val="17"/>
+              </w:rPr>
+              <w:t xml:space="preserve"> 「施設入所支援を使っているか」ではなく、</w:t>
+            </w:r>
+            <w:r>
+              <w:rPr>
+                <w:rFonts w:ascii="游ゴシック" w:hAnsi="游ゴシック" w:eastAsia="游ゴシック"/>
+                <w:b/>
+                <w:i w:val="0"/>
+                <w:sz w:val="17"/>
+              </w:rPr>
+              <w:t>どのような支給決定を受けているか</w:t>
+            </w:r>
+            <w:r>
+              <w:rPr>
+                <w:rFonts w:ascii="游ゴシック" w:hAnsi="游ゴシック" w:eastAsia="游ゴシック"/>
+                <w:b w:val="0"/>
+                <w:i w:val="0"/>
+                <w:sz w:val="17"/>
+              </w:rPr>
+              <w:t>で決まります。</w:t>
+            </w:r>
+          </w:p>
+        </w:tc>
+        <w:tc>
+          <w:tcPr>
+            <w:tcW w:type="dxa" w:w="3628"/>
+            <w:vAlign w:val="center"/>
+          </w:tcPr>
+          <w:p>
+            <w:pPr>
+              <w:spacing w:before="20" w:after="20"/>
+            </w:pPr>
+            <w:r>
+              <w:rPr>
+                <w:rFonts w:ascii="游ゴシック" w:hAnsi="游ゴシック" w:eastAsia="游ゴシック"/>
+                <w:b/>
+                <w:i w:val="0"/>
+                <w:sz w:val="17"/>
+              </w:rPr>
+              <w:t>該当する方は第1号被保険者数から除きます。</w:t>
+            </w:r>
+            <w:r>
+              <w:rPr>
+                <w:rFonts w:ascii="游ゴシック" w:hAnsi="游ゴシック" w:eastAsia="游ゴシック"/>
+                <w:b w:val="0"/>
+                <w:i w:val="0"/>
+                <w:sz w:val="17"/>
+              </w:rPr>
+              <w:t xml:space="preserve"> 第1号被保険者数は保険料の分母であり、認定率の分母でもあるため、該当する方がいる場合は保険料の算定に影響します。</w:t>
+            </w:r>
+          </w:p>
+        </w:tc>
+      </w:tr>
+      <w:tr>
+        <w:tc>
+          <w:tcPr>
+            <w:tcW w:type="dxa" w:w="454"/>
+            <w:vAlign w:val="center"/>
+          </w:tcPr>
+          <w:p>
+            <w:pPr>
+              <w:spacing w:before="20" w:after="20"/>
+            </w:pPr>
+            <w:r>
+              <w:rPr>
+                <w:rFonts w:ascii="游ゴシック" w:hAnsi="游ゴシック" w:eastAsia="游ゴシック"/>
+                <w:b w:val="0"/>
+                <w:i w:val="0"/>
+                <w:sz w:val="17"/>
+              </w:rPr>
+              <w:t>6</w:t>
+            </w:r>
+          </w:p>
+        </w:tc>
+        <w:tc>
+          <w:tcPr>
+            <w:tcW w:type="dxa" w:w="1928"/>
+            <w:vAlign w:val="center"/>
+          </w:tcPr>
+          <w:p>
+            <w:pPr>
+              <w:spacing w:before="20" w:after="20"/>
+            </w:pPr>
+            <w:r>
+              <w:rPr>
+                <w:rFonts w:ascii="游ゴシック" w:hAnsi="游ゴシック" w:eastAsia="游ゴシック"/>
+                <w:b w:val="0"/>
+                <w:i w:val="0"/>
+                <w:sz w:val="17"/>
+              </w:rPr>
+              <w:t>共生型サービスと基準該当障害福祉サービスの区別</w:t>
+            </w:r>
+          </w:p>
+        </w:tc>
+        <w:tc>
+          <w:tcPr>
+            <w:tcW w:type="dxa" w:w="3742"/>
+            <w:vAlign w:val="center"/>
+          </w:tcPr>
+          <w:p>
+            <w:pPr>
+              <w:spacing w:before="20" w:after="20"/>
+            </w:pPr>
+            <w:r>
+              <w:rPr>
+                <w:rFonts w:ascii="游ゴシック" w:hAnsi="游ゴシック" w:eastAsia="游ゴシック"/>
+                <w:b/>
+                <w:i w:val="0"/>
+                <w:sz w:val="17"/>
+              </w:rPr>
+              <w:t>この2つは別の仕組みです。</w:t>
+            </w:r>
+            <w:r>
+              <w:rPr>
+                <w:rFonts w:ascii="游ゴシック" w:hAnsi="游ゴシック" w:eastAsia="游ゴシック"/>
+                <w:b w:val="0"/>
+                <w:i w:val="0"/>
+                <w:sz w:val="17"/>
+              </w:rPr>
+              <w:t xml:space="preserve"> 共生型サービスは、一方の制度の指定を受けた事業所が</w:t>
+            </w:r>
+            <w:r>
+              <w:rPr>
+                <w:rFonts w:ascii="游ゴシック" w:hAnsi="游ゴシック" w:eastAsia="游ゴシック"/>
+                <w:b/>
+                <w:i w:val="0"/>
+                <w:sz w:val="17"/>
+              </w:rPr>
+              <w:t>申請して</w:t>
+            </w:r>
+            <w:r>
+              <w:rPr>
+                <w:rFonts w:ascii="游ゴシック" w:hAnsi="游ゴシック" w:eastAsia="游ゴシック"/>
+                <w:b w:val="0"/>
+                <w:i w:val="0"/>
+                <w:sz w:val="17"/>
+              </w:rPr>
+              <w:t>もう一方の制度の指定を受けるものです。基準該当障害福祉サービスは、通常の指定を受けていない事業所について</w:t>
+            </w:r>
+            <w:r>
+              <w:rPr>
+                <w:rFonts w:ascii="游ゴシック" w:hAnsi="游ゴシック" w:eastAsia="游ゴシック"/>
+                <w:b/>
+                <w:i w:val="0"/>
+                <w:sz w:val="17"/>
+              </w:rPr>
+              <w:t>市町村が給付の対象とする</w:t>
+            </w:r>
+            <w:r>
+              <w:rPr>
+                <w:rFonts w:ascii="游ゴシック" w:hAnsi="游ゴシック" w:eastAsia="游ゴシック"/>
+                <w:b w:val="0"/>
+                <w:i w:val="0"/>
+                <w:sz w:val="17"/>
+              </w:rPr>
+              <w:t>ものです。</w:t>
+            </w:r>
+          </w:p>
+        </w:tc>
+        <w:tc>
+          <w:tcPr>
+            <w:tcW w:type="dxa" w:w="3628"/>
+            <w:vAlign w:val="center"/>
+          </w:tcPr>
+          <w:p>
+            <w:pPr>
+              <w:spacing w:before="20" w:after="20"/>
+            </w:pPr>
+            <w:r>
+              <w:rPr>
+                <w:rFonts w:ascii="游ゴシック" w:hAnsi="游ゴシック" w:eastAsia="游ゴシック"/>
+                <w:b/>
+                <w:i w:val="0"/>
+                <w:sz w:val="17"/>
+              </w:rPr>
+              <w:t>同じ事業所が両計画に現れます。</w:t>
+            </w:r>
+            <w:r>
+              <w:rPr>
+                <w:rFonts w:ascii="游ゴシック" w:hAnsi="游ゴシック" w:eastAsia="游ゴシック"/>
+                <w:b w:val="0"/>
+                <w:i w:val="0"/>
+                <w:sz w:val="17"/>
+              </w:rPr>
+              <w:t xml:space="preserve"> 事業所の数を数えるときは、事業所番号で名寄せし、どちらの指定によるものかを分けて書きます。</w:t>
+            </w:r>
+          </w:p>
+        </w:tc>
+      </w:tr>
+      <w:tr>
+        <w:tc>
+          <w:tcPr>
+            <w:tcW w:type="dxa" w:w="454"/>
+            <w:vAlign w:val="center"/>
+          </w:tcPr>
+          <w:p>
+            <w:pPr>
+              <w:spacing w:before="20" w:after="20"/>
+            </w:pPr>
+            <w:r>
+              <w:rPr>
+                <w:rFonts w:ascii="游ゴシック" w:hAnsi="游ゴシック" w:eastAsia="游ゴシック"/>
+                <w:b w:val="0"/>
+                <w:i w:val="0"/>
+                <w:sz w:val="17"/>
+              </w:rPr>
+              <w:t>7</w:t>
+            </w:r>
+          </w:p>
+        </w:tc>
+        <w:tc>
+          <w:tcPr>
+            <w:tcW w:type="dxa" w:w="1928"/>
+            <w:vAlign w:val="center"/>
+          </w:tcPr>
+          <w:p>
+            <w:pPr>
+              <w:spacing w:before="20" w:after="20"/>
+            </w:pPr>
+            <w:r>
+              <w:rPr>
+                <w:rFonts w:ascii="游ゴシック" w:hAnsi="游ゴシック" w:eastAsia="游ゴシック"/>
+                <w:b w:val="0"/>
+                <w:i w:val="0"/>
+                <w:sz w:val="17"/>
+              </w:rPr>
+              <w:t>介護保険へ移った方の利用者負担の軽減</w:t>
+            </w:r>
+          </w:p>
+        </w:tc>
+        <w:tc>
+          <w:tcPr>
+            <w:tcW w:type="dxa" w:w="3742"/>
+            <w:vAlign w:val="center"/>
+          </w:tcPr>
+          <w:p>
+            <w:pPr>
+              <w:spacing w:before="20" w:after="20"/>
+            </w:pPr>
+            <w:r>
+              <w:rPr>
+                <w:rFonts w:ascii="游ゴシック" w:hAnsi="游ゴシック" w:eastAsia="游ゴシック"/>
+                <w:b w:val="0"/>
+                <w:i w:val="0"/>
+                <w:sz w:val="17"/>
+              </w:rPr>
+              <w:t>障がい福祉サービスを長く利用してきた方が介護保険へ移ったときに、利用者負担を軽減する給付があります。</w:t>
+            </w:r>
+            <w:r>
+              <w:rPr>
+                <w:rFonts w:ascii="游ゴシック" w:hAnsi="游ゴシック" w:eastAsia="游ゴシック"/>
+                <w:b/>
+                <w:i w:val="0"/>
+                <w:sz w:val="17"/>
+              </w:rPr>
+              <w:t>対象となるサービスの種類は限られており、介護予防サービスは対象外です。</w:t>
+            </w:r>
+          </w:p>
+        </w:tc>
+        <w:tc>
+          <w:tcPr>
+            <w:tcW w:type="dxa" w:w="3628"/>
+            <w:vAlign w:val="center"/>
+          </w:tcPr>
+          <w:p>
+            <w:pPr>
+              <w:spacing w:before="20" w:after="20"/>
+            </w:pPr>
+            <w:r>
+              <w:rPr>
+                <w:rFonts w:ascii="游ゴシック" w:hAnsi="游ゴシック" w:eastAsia="游ゴシック"/>
+                <w:b/>
+                <w:i w:val="0"/>
+                <w:sz w:val="17"/>
+              </w:rPr>
+              <w:t>申請の窓口は介護保険の側です。</w:t>
+            </w:r>
+            <w:r>
+              <w:rPr>
+                <w:rFonts w:ascii="游ゴシック" w:hAnsi="游ゴシック" w:eastAsia="游ゴシック"/>
+                <w:b w:val="0"/>
+                <w:i w:val="0"/>
+                <w:sz w:val="17"/>
+              </w:rPr>
+              <w:t xml:space="preserve"> 障がい福祉の担当から介護保険の担当へつなぐ手順を定め、両計画に同じ内容を書きます。</w:t>
+            </w:r>
+          </w:p>
+        </w:tc>
+      </w:tr>
+      <w:tr>
+        <w:tc>
+          <w:tcPr>
+            <w:tcW w:type="dxa" w:w="454"/>
+            <w:vAlign w:val="center"/>
+          </w:tcPr>
+          <w:p>
+            <w:pPr>
+              <w:spacing w:before="20" w:after="20"/>
+            </w:pPr>
+            <w:r>
+              <w:rPr>
+                <w:rFonts w:ascii="游ゴシック" w:hAnsi="游ゴシック" w:eastAsia="游ゴシック"/>
+                <w:b w:val="0"/>
+                <w:i w:val="0"/>
+                <w:sz w:val="17"/>
+              </w:rPr>
+              <w:t>8</w:t>
+            </w:r>
+          </w:p>
+        </w:tc>
+        <w:tc>
+          <w:tcPr>
+            <w:tcW w:type="dxa" w:w="1928"/>
+            <w:vAlign w:val="center"/>
+          </w:tcPr>
+          <w:p>
+            <w:pPr>
+              <w:spacing w:before="20" w:after="20"/>
+            </w:pPr>
+            <w:r>
+              <w:rPr>
+                <w:rFonts w:ascii="游ゴシック" w:hAnsi="游ゴシック" w:eastAsia="游ゴシック"/>
+                <w:b w:val="0"/>
+                <w:i w:val="0"/>
+                <w:sz w:val="17"/>
+              </w:rPr>
+              <w:t>計画相談支援から居宅介護支援への引継ぎ</w:t>
+            </w:r>
+          </w:p>
+        </w:tc>
+        <w:tc>
+          <w:tcPr>
+            <w:tcW w:type="dxa" w:w="3742"/>
+            <w:vAlign w:val="center"/>
+          </w:tcPr>
+          <w:p>
+            <w:pPr>
+              <w:spacing w:before="20" w:after="20"/>
+            </w:pPr>
+            <w:r>
+              <w:rPr>
+                <w:rFonts w:ascii="游ゴシック" w:hAnsi="游ゴシック" w:eastAsia="游ゴシック"/>
+                <w:b w:val="0"/>
+                <w:i w:val="0"/>
+                <w:sz w:val="17"/>
+              </w:rPr>
+              <w:t>介護保険へ移った方のケアマネジメントは</w:t>
+            </w:r>
+            <w:r>
+              <w:rPr>
+                <w:rFonts w:ascii="游ゴシック" w:hAnsi="游ゴシック" w:eastAsia="游ゴシック"/>
+                <w:b/>
+                <w:i w:val="0"/>
+                <w:sz w:val="17"/>
+              </w:rPr>
+              <w:t>居宅介護支援</w:t>
+            </w:r>
+            <w:r>
+              <w:rPr>
+                <w:rFonts w:ascii="游ゴシック" w:hAnsi="游ゴシック" w:eastAsia="游ゴシック"/>
+                <w:b w:val="0"/>
+                <w:i w:val="0"/>
+                <w:sz w:val="17"/>
+              </w:rPr>
+              <w:t>が担います。その方は計画相談支援の対象から外れます。</w:t>
+            </w:r>
+          </w:p>
+        </w:tc>
+        <w:tc>
+          <w:tcPr>
+            <w:tcW w:type="dxa" w:w="3628"/>
+            <w:vAlign w:val="center"/>
+          </w:tcPr>
+          <w:p>
+            <w:pPr>
+              <w:spacing w:before="20" w:after="20"/>
+            </w:pPr>
+            <w:r>
+              <w:rPr>
+                <w:rFonts w:ascii="游ゴシック" w:hAnsi="游ゴシック" w:eastAsia="游ゴシック"/>
+                <w:b w:val="0"/>
+                <w:i w:val="0"/>
+                <w:sz w:val="17"/>
+              </w:rPr>
+              <w:t>障がい計画の計画相談支援の見込量から移った分を減らし、介護保険計画の居宅介護支援の見込量に同じ分を加えます。</w:t>
+            </w:r>
+            <w:r>
+              <w:rPr>
+                <w:rFonts w:ascii="游ゴシック" w:hAnsi="游ゴシック" w:eastAsia="游ゴシック"/>
+                <w:b/>
+                <w:i w:val="0"/>
+                <w:sz w:val="17"/>
+              </w:rPr>
+              <w:t>どちらか一方だけを動かすと、合計が合わなくなります。</w:t>
+            </w:r>
+          </w:p>
+        </w:tc>
+      </w:tr>
+      <w:tr>
+        <w:tc>
+          <w:tcPr>
+            <w:tcW w:type="dxa" w:w="454"/>
+            <w:vAlign w:val="center"/>
+          </w:tcPr>
+          <w:p>
+            <w:pPr>
+              <w:spacing w:before="20" w:after="20"/>
+            </w:pPr>
+            <w:r>
+              <w:rPr>
+                <w:rFonts w:ascii="游ゴシック" w:hAnsi="游ゴシック" w:eastAsia="游ゴシック"/>
+                <w:b w:val="0"/>
+                <w:i w:val="0"/>
+                <w:sz w:val="17"/>
+              </w:rPr>
+              <w:t>9</w:t>
+            </w:r>
+          </w:p>
+        </w:tc>
+        <w:tc>
+          <w:tcPr>
+            <w:tcW w:type="dxa" w:w="1928"/>
+            <w:vAlign w:val="center"/>
+          </w:tcPr>
+          <w:p>
+            <w:pPr>
+              <w:spacing w:before="20" w:after="20"/>
+            </w:pPr>
+            <w:r>
+              <w:rPr>
+                <w:rFonts w:ascii="游ゴシック" w:hAnsi="游ゴシック" w:eastAsia="游ゴシック"/>
+                <w:b w:val="0"/>
+                <w:i w:val="0"/>
+                <w:sz w:val="17"/>
+              </w:rPr>
+              <w:t>両計画で同じ方・同じ量を二重に数えないこと</w:t>
+            </w:r>
+          </w:p>
+        </w:tc>
+        <w:tc>
+          <w:tcPr>
+            <w:tcW w:type="dxa" w:w="3742"/>
+            <w:vAlign w:val="center"/>
+          </w:tcPr>
+          <w:p>
+            <w:pPr>
+              <w:spacing w:before="20" w:after="20"/>
+            </w:pPr>
+            <w:r>
+              <w:rPr>
+                <w:rFonts w:ascii="游ゴシック" w:hAnsi="游ゴシック" w:eastAsia="游ゴシック"/>
+                <w:b w:val="0"/>
+                <w:i w:val="0"/>
+                <w:sz w:val="17"/>
+              </w:rPr>
+              <w:t>上の1から8までは、いずれも</w:t>
+            </w:r>
+            <w:r>
+              <w:rPr>
+                <w:rFonts w:ascii="游ゴシック" w:hAnsi="游ゴシック" w:eastAsia="游ゴシック"/>
+                <w:b/>
+                <w:i w:val="0"/>
+                <w:sz w:val="17"/>
+              </w:rPr>
+              <w:t>同じ方が両方の計画に現れうる</w:t>
+            </w:r>
+            <w:r>
+              <w:rPr>
+                <w:rFonts w:ascii="游ゴシック" w:hAnsi="游ゴシック" w:eastAsia="游ゴシック"/>
+                <w:b w:val="0"/>
+                <w:i w:val="0"/>
+                <w:sz w:val="17"/>
+              </w:rPr>
+              <w:t>場面です。両計画がそれぞれに見込むと、</w:t>
+            </w:r>
+            <w:r>
+              <w:rPr>
+                <w:rFonts w:ascii="游ゴシック" w:hAnsi="游ゴシック" w:eastAsia="游ゴシック"/>
+                <w:b/>
+                <w:i w:val="0"/>
+                <w:sz w:val="17"/>
+              </w:rPr>
+              <w:t>同じ方のサービスを二重に見込むことになります。</w:t>
+            </w:r>
+          </w:p>
+        </w:tc>
+        <w:tc>
+          <w:tcPr>
+            <w:tcW w:type="dxa" w:w="3628"/>
+            <w:vAlign w:val="center"/>
+          </w:tcPr>
+          <w:p>
+            <w:pPr>
+              <w:spacing w:before="20" w:after="20"/>
+            </w:pPr>
+            <w:r>
+              <w:rPr>
+                <w:rFonts w:ascii="游ゴシック" w:hAnsi="游ゴシック" w:eastAsia="游ゴシック"/>
+                <w:b/>
+                <w:i w:val="0"/>
+                <w:sz w:val="17"/>
+              </w:rPr>
+              <w:t>移る方の一覧を1つ作り、両計画がそこから引きます。</w:t>
+            </w:r>
+            <w:r>
+              <w:rPr>
+                <w:rFonts w:ascii="游ゴシック" w:hAnsi="游ゴシック" w:eastAsia="游ゴシック"/>
+                <w:b w:val="0"/>
+                <w:i w:val="0"/>
+                <w:sz w:val="17"/>
+              </w:rPr>
+              <w:t xml:space="preserve"> 一覧は、到達の年度・利用しているサービス・移る先・移る年度を持つものとします。</w:t>
+            </w:r>
+          </w:p>
+        </w:tc>
+      </w:tr>
+    </w:tbl>
+    <w:p>
+      <w:pPr>
+        <w:spacing w:after="40"/>
+      </w:pPr>
+    </w:p>
+    <w:p>
+      <w:pPr>
+        <w:spacing w:before="60" w:after="60"/>
+      </w:pPr>
+      <w:r>
+        <w:rPr>
+          <w:rFonts w:ascii="游ゴシック" w:hAnsi="游ゴシック" w:eastAsia="游ゴシック"/>
+          <w:b/>
+          <w:i w:val="0"/>
+          <w:sz w:val="21"/>
+        </w:rPr>
+        <w:t>両計画の人口の前提をそろえます。</w:t>
+      </w:r>
+      <w:r>
+        <w:rPr>
+          <w:rFonts w:ascii="游ゴシック" w:hAnsi="游ゴシック" w:eastAsia="游ゴシック"/>
+          <w:b w:val="0"/>
+          <w:i w:val="0"/>
+          <w:sz w:val="21"/>
+        </w:rPr>
+        <w:t>高齢者計画は、保険料を国の推計ワークシートにより算定するため、国が配布する推計用人口を用いています（第2章6）。障がい計画はこれから人口の基礎を置くところであり、</w:t>
+      </w:r>
+      <w:r>
+        <w:rPr>
+          <w:rFonts w:ascii="游ゴシック" w:hAnsi="游ゴシック" w:eastAsia="游ゴシック"/>
+          <w:b/>
+          <w:i w:val="0"/>
+          <w:sz w:val="21"/>
+        </w:rPr>
+        <w:t>高齢者計画と同じ系列を用います。</w:t>
+      </w:r>
+      <w:r>
+        <w:rPr>
+          <w:rFonts w:ascii="游ゴシック" w:hAnsi="游ゴシック" w:eastAsia="游ゴシック"/>
+          <w:b w:val="0"/>
+          <w:i w:val="0"/>
+          <w:sz w:val="21"/>
+        </w:rPr>
+        <w:t>同じ町の2つの計画が同じ年の人口を違う数で載せることは避けます。</w:t>
+      </w:r>
+    </w:p>
+    <w:p>
+      <w:pPr>
+        <w:spacing w:before="40" w:after="160"/>
+        <w:ind w:left="113"/>
+      </w:pPr>
+      <w:r>
+        <w:rPr>
+          <w:rFonts w:ascii="游ゴシック" w:hAnsi="游ゴシック" w:eastAsia="游ゴシック"/>
+          <w:b w:val="0"/>
+          <w:i w:val="0"/>
+          <w:sz w:val="17"/>
+        </w:rPr>
+        <w:t>※ 本節に掲げた制度の内容について、</w:t>
+      </w:r>
+      <w:r>
+        <w:rPr>
+          <w:rFonts w:ascii="游ゴシック" w:hAnsi="游ゴシック" w:eastAsia="游ゴシック"/>
+          <w:b/>
+          <w:i w:val="0"/>
+          <w:sz w:val="17"/>
+        </w:rPr>
+        <w:t>根拠となる条項の番号は原典で確かめたうえで記載します。</w:t>
+      </w:r>
+      <w:r>
+        <w:rPr>
+          <w:rFonts w:ascii="游ゴシック" w:hAnsi="游ゴシック" w:eastAsia="游ゴシック"/>
+          <w:b w:val="0"/>
+          <w:i w:val="0"/>
+          <w:sz w:val="17"/>
+        </w:rPr>
+        <w:t xml:space="preserve"> 介護保険法施行法・同法施行規則・障害者総合支援法施行令は当方の環境から取得できていないため、</w:t>
+      </w:r>
+      <w:r>
+        <w:rPr>
+          <w:rFonts w:ascii="游ゴシック" w:hAnsi="游ゴシック" w:eastAsia="游ゴシック"/>
+          <w:b/>
+          <w:i w:val="0"/>
+          <w:sz w:val="17"/>
+        </w:rPr>
+        <w:t>記憶で条項の番号を書くことはしていません。</w:t>
+      </w:r>
+      <w:r>
+        <w:rPr>
+          <w:rFonts w:ascii="游ゴシック" w:hAnsi="游ゴシック" w:eastAsia="游ゴシック"/>
+          <w:b w:val="0"/>
+          <w:i w:val="0"/>
+          <w:sz w:val="17"/>
+        </w:rPr>
+        <w:t xml:space="preserve"> 7の対象となるサービスの種類も、原典で確かめてから具体に書きます。</w:t>
+      </w:r>
+    </w:p>
+    <w:p>
+      <w:pPr>
+        <w:spacing w:after="120"/>
+      </w:pPr>
+    </w:p>
+    <w:p>
+      <w:pPr>
+        <w:spacing w:before="60" w:after="60"/>
+      </w:pPr>
+      <w:r>
+        <w:rPr>
+          <w:rFonts w:ascii="游ゴシック" w:hAnsi="游ゴシック" w:eastAsia="游ゴシック"/>
+          <w:b/>
+          <w:i w:val="0"/>
+          <w:sz w:val="21"/>
+        </w:rPr>
+        <w:t>上の判定を行うために、次のことを町に確かめます。</w:t>
+      </w:r>
+    </w:p>
+    <w:tbl>
+      <w:tblPr>
+        <w:tblW w:type="auto" w:w="0"/>
+        <w:jc w:val="center"/>
+        <w:tblLayout w:type="fixed"/>
+        <w:tblLook w:firstColumn="1" w:firstRow="1" w:lastColumn="0" w:lastRow="0" w:noHBand="0" w:noVBand="1" w:val="04A0"/>
+        <w:tblBorders>
+          <w:top w:val="single" w:sz="6" w:space="0" w:color="2E75B6"/>
+          <w:left w:val="single" w:sz="4" w:space="0" w:color="BFBFBF"/>
+          <w:bottom w:val="single" w:sz="6" w:space="0" w:color="2E75B6"/>
+          <w:right w:val="single" w:sz="4" w:space="0" w:color="BFBFBF"/>
+          <w:insideH w:val="single" w:sz="4" w:space="0" w:color="BFBFBF"/>
+          <w:insideV w:val="single" w:sz="4" w:space="0" w:color="BFBFBF"/>
+        </w:tblBorders>
+        <w:tblCellMar>
+          <w:left w:w="10" w:type="dxa"/>
+          <w:right w:w="10" w:type="dxa"/>
+        </w:tblCellMar>
+      </w:tblPr>
+      <w:tblGrid>
+        <w:gridCol w:w="454"/>
+        <w:gridCol w:w="6803"/>
+        <w:gridCol w:w="2494"/>
+      </w:tblGrid>
+      <w:tr>
+        <w:tc>
+          <w:tcPr>
+            <w:tcW w:type="dxa" w:w="454"/>
+            <w:shd w:val="clear" w:fill="1F3864"/>
+            <w:vAlign w:val="center"/>
+          </w:tcPr>
+          <w:p>
+            <w:pPr>
+              <w:spacing w:before="20" w:after="20"/>
+              <w:jc w:val="center"/>
+            </w:pPr>
+            <w:r>
+              <w:rPr>
+                <w:rFonts w:ascii="游ゴシック" w:hAnsi="游ゴシック" w:eastAsia="游ゴシック"/>
+                <w:b/>
+                <w:i w:val="0"/>
+                <w:color w:val="FFFFFF"/>
+                <w:sz w:val="17"/>
+              </w:rPr>
+              <w:t>#</w:t>
+            </w:r>
+          </w:p>
+        </w:tc>
+        <w:tc>
+          <w:tcPr>
+            <w:tcW w:type="dxa" w:w="6803"/>
+            <w:shd w:val="clear" w:fill="1F3864"/>
+            <w:vAlign w:val="center"/>
+          </w:tcPr>
+          <w:p>
+            <w:pPr>
+              <w:spacing w:before="20" w:after="20"/>
+              <w:jc w:val="center"/>
+            </w:pPr>
+            <w:r>
+              <w:rPr>
+                <w:rFonts w:ascii="游ゴシック" w:hAnsi="游ゴシック" w:eastAsia="游ゴシック"/>
+                <w:b/>
+                <w:i w:val="0"/>
+                <w:color w:val="FFFFFF"/>
+                <w:sz w:val="17"/>
+              </w:rPr>
+              <w:t>確かめること</w:t>
+            </w:r>
+          </w:p>
+        </w:tc>
+        <w:tc>
+          <w:tcPr>
+            <w:tcW w:type="dxa" w:w="2494"/>
+            <w:shd w:val="clear" w:fill="1F3864"/>
+            <w:vAlign w:val="center"/>
+          </w:tcPr>
+          <w:p>
+            <w:pPr>
+              <w:spacing w:before="20" w:after="20"/>
+              <w:jc w:val="center"/>
+            </w:pPr>
+            <w:r>
+              <w:rPr>
+                <w:rFonts w:ascii="游ゴシック" w:hAnsi="游ゴシック" w:eastAsia="游ゴシック"/>
+                <w:b/>
+                <w:i w:val="0"/>
+                <w:color w:val="FFFFFF"/>
+                <w:sz w:val="17"/>
+              </w:rPr>
+              <w:t>効くもの</w:t>
+            </w:r>
+          </w:p>
+        </w:tc>
+      </w:tr>
+      <w:tr>
+        <w:tc>
+          <w:tcPr>
+            <w:tcW w:type="dxa" w:w="454"/>
+            <w:vAlign w:val="center"/>
+          </w:tcPr>
+          <w:p>
+            <w:pPr>
+              <w:spacing w:before="20" w:after="20"/>
+            </w:pPr>
+            <w:r>
+              <w:rPr>
+                <w:rFonts w:ascii="游ゴシック" w:hAnsi="游ゴシック" w:eastAsia="游ゴシック"/>
+                <w:b w:val="0"/>
+                <w:i w:val="0"/>
+                <w:sz w:val="17"/>
+              </w:rPr>
+              <w:t>1</w:t>
+            </w:r>
+          </w:p>
+        </w:tc>
+        <w:tc>
+          <w:tcPr>
+            <w:tcW w:type="dxa" w:w="6803"/>
+            <w:vAlign w:val="center"/>
+          </w:tcPr>
+          <w:p>
+            <w:pPr>
+              <w:spacing w:before="20" w:after="20"/>
+            </w:pPr>
+            <w:r>
+              <w:rPr>
+                <w:rFonts w:ascii="游ゴシック" w:hAnsi="游ゴシック" w:eastAsia="游ゴシック"/>
+                <w:b w:val="0"/>
+                <w:i w:val="0"/>
+                <w:sz w:val="17"/>
+              </w:rPr>
+              <w:t>介護保険の適用除外に当たる方の有無（指定障害者支援施設に生活介護と施設入所支援の両方の支給決定を受けて入所している方）</w:t>
+            </w:r>
+          </w:p>
+        </w:tc>
+        <w:tc>
+          <w:tcPr>
+            <w:tcW w:type="dxa" w:w="2494"/>
+            <w:vAlign w:val="center"/>
+          </w:tcPr>
+          <w:p>
+            <w:pPr>
+              <w:spacing w:before="20" w:after="20"/>
+            </w:pPr>
+            <w:r>
+              <w:rPr>
+                <w:rFonts w:ascii="游ゴシック" w:hAnsi="游ゴシック" w:eastAsia="游ゴシック"/>
+                <w:b w:val="0"/>
+                <w:i w:val="0"/>
+                <w:sz w:val="17"/>
+              </w:rPr>
+              <w:t>5（保険料の分母）</w:t>
+            </w:r>
+          </w:p>
+        </w:tc>
+      </w:tr>
+      <w:tr>
+        <w:tc>
+          <w:tcPr>
+            <w:tcW w:type="dxa" w:w="454"/>
+            <w:vAlign w:val="center"/>
+          </w:tcPr>
+          <w:p>
+            <w:pPr>
+              <w:spacing w:before="20" w:after="20"/>
+            </w:pPr>
+            <w:r>
+              <w:rPr>
+                <w:rFonts w:ascii="游ゴシック" w:hAnsi="游ゴシック" w:eastAsia="游ゴシック"/>
+                <w:b w:val="0"/>
+                <w:i w:val="0"/>
+                <w:sz w:val="17"/>
+              </w:rPr>
+              <w:t>2</w:t>
+            </w:r>
+          </w:p>
+        </w:tc>
+        <w:tc>
+          <w:tcPr>
+            <w:tcW w:type="dxa" w:w="6803"/>
+            <w:vAlign w:val="center"/>
+          </w:tcPr>
+          <w:p>
+            <w:pPr>
+              <w:spacing w:before="20" w:after="20"/>
+            </w:pPr>
+            <w:r>
+              <w:rPr>
+                <w:rFonts w:ascii="游ゴシック" w:hAnsi="游ゴシック" w:eastAsia="游ゴシック"/>
+                <w:b w:val="0"/>
+                <w:i w:val="0"/>
+                <w:sz w:val="17"/>
+              </w:rPr>
+              <w:t>令和9年度から令和11年度までに65歳に達する障がい福祉サービス利用者の一覧（到達年度・利用しているサービスと量・障害支援区分・市町村民税の課税状況）</w:t>
+            </w:r>
+          </w:p>
+        </w:tc>
+        <w:tc>
+          <w:tcPr>
+            <w:tcW w:type="dxa" w:w="2494"/>
+            <w:vAlign w:val="center"/>
+          </w:tcPr>
+          <w:p>
+            <w:pPr>
+              <w:spacing w:before="20" w:after="20"/>
+            </w:pPr>
+            <w:r>
+              <w:rPr>
+                <w:rFonts w:ascii="游ゴシック" w:hAnsi="游ゴシック" w:eastAsia="游ゴシック"/>
+                <w:b w:val="0"/>
+                <w:i w:val="0"/>
+                <w:sz w:val="17"/>
+              </w:rPr>
+              <w:t>2・4・7・9（両計画の見込量）</w:t>
+            </w:r>
+          </w:p>
+        </w:tc>
+      </w:tr>
+      <w:tr>
+        <w:tc>
+          <w:tcPr>
+            <w:tcW w:type="dxa" w:w="454"/>
+            <w:vAlign w:val="center"/>
+          </w:tcPr>
+          <w:p>
+            <w:pPr>
+              <w:spacing w:before="20" w:after="20"/>
+            </w:pPr>
+            <w:r>
+              <w:rPr>
+                <w:rFonts w:ascii="游ゴシック" w:hAnsi="游ゴシック" w:eastAsia="游ゴシック"/>
+                <w:b w:val="0"/>
+                <w:i w:val="0"/>
+                <w:sz w:val="17"/>
+              </w:rPr>
+              <w:t>3</w:t>
+            </w:r>
+          </w:p>
+        </w:tc>
+        <w:tc>
+          <w:tcPr>
+            <w:tcW w:type="dxa" w:w="6803"/>
+            <w:vAlign w:val="center"/>
+          </w:tcPr>
+          <w:p>
+            <w:pPr>
+              <w:spacing w:before="20" w:after="20"/>
+            </w:pPr>
+            <w:r>
+              <w:rPr>
+                <w:rFonts w:ascii="游ゴシック" w:hAnsi="游ゴシック" w:eastAsia="游ゴシック"/>
+                <w:b w:val="0"/>
+                <w:i w:val="0"/>
+                <w:sz w:val="17"/>
+              </w:rPr>
+              <w:t>第2号被保険者の認定者のうち、障がい福祉サービスの受給者証をお持ちの方の人数と利用しているサービス</w:t>
+            </w:r>
+          </w:p>
+        </w:tc>
+        <w:tc>
+          <w:tcPr>
+            <w:tcW w:type="dxa" w:w="2494"/>
+            <w:vAlign w:val="center"/>
+          </w:tcPr>
+          <w:p>
+            <w:pPr>
+              <w:spacing w:before="20" w:after="20"/>
+            </w:pPr>
+            <w:r>
+              <w:rPr>
+                <w:rFonts w:ascii="游ゴシック" w:hAnsi="游ゴシック" w:eastAsia="游ゴシック"/>
+                <w:b w:val="0"/>
+                <w:i w:val="0"/>
+                <w:sz w:val="17"/>
+              </w:rPr>
+              <w:t>1（両計画の見込量）</w:t>
+            </w:r>
+          </w:p>
+        </w:tc>
+      </w:tr>
+      <w:tr>
+        <w:tc>
+          <w:tcPr>
+            <w:tcW w:type="dxa" w:w="454"/>
+            <w:vAlign w:val="center"/>
+          </w:tcPr>
+          <w:p>
+            <w:pPr>
+              <w:keepNext/>
+              <w:spacing w:before="20" w:after="20"/>
+            </w:pPr>
+            <w:r>
+              <w:rPr>
+                <w:rFonts w:ascii="游ゴシック" w:hAnsi="游ゴシック" w:eastAsia="游ゴシック"/>
+                <w:b w:val="0"/>
+                <w:i w:val="0"/>
+                <w:sz w:val="17"/>
+              </w:rPr>
+              <w:t>4</w:t>
+            </w:r>
+          </w:p>
+        </w:tc>
+        <w:tc>
+          <w:tcPr>
+            <w:tcW w:type="dxa" w:w="6803"/>
+            <w:vAlign w:val="center"/>
+          </w:tcPr>
+          <w:p>
+            <w:pPr>
+              <w:keepNext/>
+              <w:spacing w:before="20" w:after="20"/>
+            </w:pPr>
+            <w:r>
+              <w:rPr>
+                <w:rFonts w:ascii="游ゴシック" w:hAnsi="游ゴシック" w:eastAsia="游ゴシック"/>
+                <w:b w:val="0"/>
+                <w:i w:val="0"/>
+                <w:sz w:val="17"/>
+              </w:rPr>
+              <w:t>町内事業所の事業所番号と指定の種類（共生型サービスの指定の有無、基準該当障害福祉サービスの有無）</w:t>
+            </w:r>
+          </w:p>
+        </w:tc>
+        <w:tc>
+          <w:tcPr>
+            <w:tcW w:type="dxa" w:w="2494"/>
+            <w:vAlign w:val="center"/>
+          </w:tcPr>
+          <w:p>
+            <w:pPr>
+              <w:keepNext/>
+              <w:spacing w:before="20" w:after="20"/>
+            </w:pPr>
+            <w:r>
+              <w:rPr>
+                <w:rFonts w:ascii="游ゴシック" w:hAnsi="游ゴシック" w:eastAsia="游ゴシック"/>
+                <w:b w:val="0"/>
+                <w:i w:val="0"/>
+                <w:sz w:val="17"/>
+              </w:rPr>
+              <w:t>6（事業所の数え方）</w:t>
+            </w:r>
+          </w:p>
+        </w:tc>
+      </w:tr>
+      <w:tr>
+        <w:tc>
+          <w:tcPr>
+            <w:tcW w:type="dxa" w:w="454"/>
+            <w:vAlign w:val="center"/>
+          </w:tcPr>
+          <w:p>
+            <w:pPr>
+              <w:spacing w:before="20" w:after="20"/>
+            </w:pPr>
+            <w:r>
+              <w:rPr>
+                <w:rFonts w:ascii="游ゴシック" w:hAnsi="游ゴシック" w:eastAsia="游ゴシック"/>
+                <w:b w:val="0"/>
+                <w:i w:val="0"/>
+                <w:sz w:val="17"/>
+              </w:rPr>
+              <w:t>5</w:t>
+            </w:r>
+          </w:p>
+        </w:tc>
+        <w:tc>
+          <w:tcPr>
+            <w:tcW w:type="dxa" w:w="6803"/>
+            <w:vAlign w:val="center"/>
+          </w:tcPr>
+          <w:p>
+            <w:pPr>
+              <w:spacing w:before="20" w:after="20"/>
+            </w:pPr>
+            <w:r>
+              <w:rPr>
+                <w:rFonts w:ascii="游ゴシック" w:hAnsi="游ゴシック" w:eastAsia="游ゴシック"/>
+                <w:b w:val="0"/>
+                <w:i w:val="0"/>
+                <w:sz w:val="17"/>
+              </w:rPr>
+              <w:t>計画相談支援の実利用者数のうち、65歳以上の方の人数</w:t>
+            </w:r>
+          </w:p>
+        </w:tc>
+        <w:tc>
+          <w:tcPr>
+            <w:tcW w:type="dxa" w:w="2494"/>
+            <w:vAlign w:val="center"/>
+          </w:tcPr>
+          <w:p>
+            <w:pPr>
+              <w:spacing w:before="20" w:after="20"/>
+            </w:pPr>
+            <w:r>
+              <w:rPr>
+                <w:rFonts w:ascii="游ゴシック" w:hAnsi="游ゴシック" w:eastAsia="游ゴシック"/>
+                <w:b w:val="0"/>
+                <w:i w:val="0"/>
+                <w:sz w:val="17"/>
+              </w:rPr>
+              <w:t>8（引継ぎ）</w:t>
+            </w:r>
+          </w:p>
+        </w:tc>
+      </w:tr>
+    </w:tbl>
+    <w:p>
+      <w:pPr>
+        <w:spacing w:after="40"/>
+      </w:pPr>
+    </w:p>
+    <w:p>
+      <w:pPr>
+        <w:spacing w:before="60" w:after="60"/>
+      </w:pPr>
+      <w:r>
+        <w:rPr>
+          <w:rFonts w:ascii="游ゴシック" w:hAnsi="游ゴシック" w:eastAsia="游ゴシック"/>
+          <w:b w:val="0"/>
+          <w:i w:val="0"/>
+          <w:sz w:val="21"/>
+        </w:rPr>
+        <w:t>いずれも【データ待ち】です。</w:t>
+      </w:r>
+      <w:r>
+        <w:rPr>
+          <w:rFonts w:ascii="游ゴシック" w:hAnsi="游ゴシック" w:eastAsia="游ゴシック"/>
+          <w:b/>
+          <w:i w:val="0"/>
+          <w:sz w:val="21"/>
+        </w:rPr>
+        <w:t>2の一覧が得られれば、2・4・7・9がまとめて片付きます。</w:t>
+      </w:r>
     </w:p>
     <w:p>
       <w:pPr>
@@ -2539,6 +4356,7 @@
           </w:tcPr>
           <w:p>
             <w:pPr>
+              <w:keepNext/>
               <w:spacing w:before="20" w:after="20"/>
             </w:pPr>
             <w:r>
@@ -2559,6 +4377,7 @@
           </w:tcPr>
           <w:p>
             <w:pPr>
+              <w:keepNext/>
               <w:spacing w:before="20" w:after="20"/>
             </w:pPr>
             <w:r>
@@ -5756,6 +7575,7 @@
           </w:tcPr>
           <w:p>
             <w:pPr>
+              <w:keepNext/>
               <w:spacing w:before="20" w:after="20"/>
             </w:pPr>
             <w:r>
@@ -5776,6 +7596,7 @@
           </w:tcPr>
           <w:p>
             <w:pPr>
+              <w:keepNext/>
               <w:spacing w:before="20" w:after="20"/>
             </w:pPr>
             <w:r>
@@ -5796,6 +7617,7 @@
           </w:tcPr>
           <w:p>
             <w:pPr>
+              <w:keepNext/>
               <w:spacing w:before="20" w:after="20"/>
             </w:pPr>
             <w:r>
@@ -5816,6 +7638,7 @@
           </w:tcPr>
           <w:p>
             <w:pPr>
+              <w:keepNext/>
               <w:spacing w:before="20" w:after="20"/>
             </w:pPr>
             <w:r>

--- a/小野町_引継ぎ_整理済/09_骨子案/おのまち障がい者計画_第4期障がい児福祉計画_第8期障がい福祉計画_骨子案_第2版_20261006.docx
+++ b/小野町_引継ぎ_整理済/09_骨子案/おのまち障がい者計画_第4期障がい児福祉計画_第8期障がい福祉計画_骨子案_第2版_20261006.docx
@@ -2708,6 +2708,7 @@
           </w:tcPr>
           <w:p>
             <w:pPr>
+              <w:keepNext/>
               <w:spacing w:before="20" w:after="20"/>
             </w:pPr>
             <w:r>
@@ -2728,6 +2729,7 @@
           </w:tcPr>
           <w:p>
             <w:pPr>
+              <w:keepNext/>
               <w:spacing w:before="20" w:after="20"/>
             </w:pPr>
             <w:r>
@@ -2748,6 +2750,7 @@
           </w:tcPr>
           <w:p>
             <w:pPr>
+              <w:keepNext/>
               <w:spacing w:before="20" w:after="20"/>
             </w:pPr>
             <w:r>
@@ -2786,6 +2789,7 @@
           </w:tcPr>
           <w:p>
             <w:pPr>
+              <w:keepNext/>
               <w:spacing w:before="20" w:after="20"/>
             </w:pPr>
             <w:r>
@@ -4037,6 +4041,7 @@
           </w:tcPr>
           <w:p>
             <w:pPr>
+              <w:keepNext/>
               <w:spacing w:before="20" w:after="20"/>
             </w:pPr>
             <w:r>
@@ -4057,6 +4062,7 @@
           </w:tcPr>
           <w:p>
             <w:pPr>
+              <w:keepNext/>
               <w:spacing w:before="20" w:after="20"/>
             </w:pPr>
             <w:r>
@@ -4077,6 +4083,7 @@
           </w:tcPr>
           <w:p>
             <w:pPr>
+              <w:keepNext/>
               <w:spacing w:before="20" w:after="20"/>
             </w:pPr>
             <w:r>
@@ -6117,6 +6124,7 @@
           </w:tcPr>
           <w:p>
             <w:pPr>
+              <w:keepNext/>
               <w:spacing w:before="20" w:after="20"/>
             </w:pPr>
             <w:r>
@@ -6137,6 +6145,7 @@
           </w:tcPr>
           <w:p>
             <w:pPr>
+              <w:keepNext/>
               <w:spacing w:before="20" w:after="20"/>
             </w:pPr>
             <w:r>
@@ -6157,6 +6166,7 @@
           </w:tcPr>
           <w:p>
             <w:pPr>
+              <w:keepNext/>
               <w:spacing w:before="20" w:after="20"/>
             </w:pPr>
             <w:r>
@@ -6925,6 +6935,7 @@
           </w:tcPr>
           <w:p>
             <w:pPr>
+              <w:keepNext/>
               <w:spacing w:before="20" w:after="20"/>
             </w:pPr>
             <w:r>
@@ -6945,6 +6956,7 @@
           </w:tcPr>
           <w:p>
             <w:pPr>
+              <w:keepNext/>
               <w:spacing w:before="20" w:after="20"/>
             </w:pPr>
             <w:r>
@@ -6965,6 +6977,7 @@
           </w:tcPr>
           <w:p>
             <w:pPr>
+              <w:keepNext/>
               <w:spacing w:before="20" w:after="20"/>
             </w:pPr>
             <w:r>
@@ -6985,6 +6998,7 @@
           </w:tcPr>
           <w:p>
             <w:pPr>
+              <w:keepNext/>
               <w:spacing w:before="20" w:after="20"/>
             </w:pPr>
             <w:r>
